--- a/static/media/2.qd_giam_sat_ttr.docx
+++ b/static/media/2.qd_giam_sat_ttr.docx
@@ -1,14 +1,14 @@
 
 <file path=word/document.xml><?xml version="1.0" encoding="utf-8"?>
-<w:document xmlns:wpc="http://schemas.microsoft.com/office/word/2010/wordprocessingCanvas" xmlns:cx="http://schemas.microsoft.com/office/drawing/2014/chartex" xmlns:cx1="http://schemas.microsoft.com/office/drawing/2015/9/8/chartex" xmlns:cx2="http://schemas.microsoft.com/office/drawing/2015/10/21/chartex" xmlns:cx3="http://schemas.microsoft.com/office/drawing/2016/5/9/chartex" xmlns:cx4="http://schemas.microsoft.com/office/drawing/2016/5/10/chartex" xmlns:cx5="http://schemas.microsoft.com/office/drawing/2016/5/11/chartex" xmlns:cx6="http://schemas.microsoft.com/office/drawing/2016/5/12/chartex" xmlns:cx7="http://schemas.microsoft.com/office/drawing/2016/5/13/chartex" xmlns:cx8="http://schemas.microsoft.com/office/drawing/2016/5/14/chartex" xmlns:mc="http://schemas.openxmlformats.org/markup-compatibility/2006" xmlns:aink="http://schemas.microsoft.com/office/drawing/2016/ink" xmlns:am3d="http://schemas.microsoft.com/office/drawing/2017/model3d" xmlns:o="urn:schemas-microsoft-com:office:office" xmlns:r="http://schemas.openxmlformats.org/officeDocument/2006/relationships" xmlns:m="http://schemas.openxmlformats.org/officeDocument/2006/math" xmlns:v="urn:schemas-microsoft-com:vml" xmlns:wp14="http://schemas.microsoft.com/office/word/2010/wordprocessingDrawing" xmlns:wp="http://schemas.openxmlformats.org/drawingml/2006/wordprocessingDrawing" xmlns:w10="urn:schemas-microsoft-com:office:word" xmlns:w="http://schemas.openxmlformats.org/wordprocessingml/2006/main" xmlns:w14="http://schemas.microsoft.com/office/word/2010/wordml" xmlns:w15="http://schemas.microsoft.com/office/word/2012/wordml" xmlns:w16cex="http://schemas.microsoft.com/office/word/2018/wordml/cex" xmlns:w16cid="http://schemas.microsoft.com/office/word/2016/wordml/cid" xmlns:w16="http://schemas.microsoft.com/office/word/2018/wordml" xmlns:w16sdtdh="http://schemas.microsoft.com/office/word/2020/wordml/sdtdatahash" xmlns:w16se="http://schemas.microsoft.com/office/word/2015/wordml/symex" xmlns:wpg="http://schemas.microsoft.com/office/word/2010/wordprocessingGroup" xmlns:wpi="http://schemas.microsoft.com/office/word/2010/wordprocessingInk" xmlns:wne="http://schemas.microsoft.com/office/word/2006/wordml" xmlns:wps="http://schemas.microsoft.com/office/word/2010/wordprocessingShape" mc:Ignorable="w14 w15 w16se w16cid w16 w16cex w16sdtdh wp14">
+<w:document xmlns:wpc="http://schemas.microsoft.com/office/word/2010/wordprocessingCanvas" xmlns:cx="http://schemas.microsoft.com/office/drawing/2014/chartex" xmlns:cx1="http://schemas.microsoft.com/office/drawing/2015/9/8/chartex" xmlns:cx2="http://schemas.microsoft.com/office/drawing/2015/10/21/chartex" xmlns:cx3="http://schemas.microsoft.com/office/drawing/2016/5/9/chartex" xmlns:cx4="http://schemas.microsoft.com/office/drawing/2016/5/10/chartex" xmlns:cx5="http://schemas.microsoft.com/office/drawing/2016/5/11/chartex" xmlns:cx6="http://schemas.microsoft.com/office/drawing/2016/5/12/chartex" xmlns:cx7="http://schemas.microsoft.com/office/drawing/2016/5/13/chartex" xmlns:cx8="http://schemas.microsoft.com/office/drawing/2016/5/14/chartex" xmlns:mc="http://schemas.openxmlformats.org/markup-compatibility/2006" xmlns:aink="http://schemas.microsoft.com/office/drawing/2016/ink" xmlns:am3d="http://schemas.microsoft.com/office/drawing/2017/model3d" xmlns:o="urn:schemas-microsoft-com:office:office" xmlns:oel="http://schemas.microsoft.com/office/2019/extlst" xmlns:r="http://schemas.openxmlformats.org/officeDocument/2006/relationships" xmlns:m="http://schemas.openxmlformats.org/officeDocument/2006/math" xmlns:v="urn:schemas-microsoft-com:vml" xmlns:wp14="http://schemas.microsoft.com/office/word/2010/wordprocessingDrawing" xmlns:wp="http://schemas.openxmlformats.org/drawingml/2006/wordprocessingDrawing" xmlns:w10="urn:schemas-microsoft-com:office:word" xmlns:w="http://schemas.openxmlformats.org/wordprocessingml/2006/main" xmlns:w14="http://schemas.microsoft.com/office/word/2010/wordml" xmlns:w15="http://schemas.microsoft.com/office/word/2012/wordml" xmlns:w16cex="http://schemas.microsoft.com/office/word/2018/wordml/cex" xmlns:w16cid="http://schemas.microsoft.com/office/word/2016/wordml/cid" xmlns:w16="http://schemas.microsoft.com/office/word/2018/wordml" xmlns:w16du="http://schemas.microsoft.com/office/word/2023/wordml/word16du" xmlns:w16sdtdh="http://schemas.microsoft.com/office/word/2020/wordml/sdtdatahash" xmlns:w16sdtfl="http://schemas.microsoft.com/office/word/2024/wordml/sdtformatlock" xmlns:w16se="http://schemas.microsoft.com/office/word/2015/wordml/symex" xmlns:wpg="http://schemas.microsoft.com/office/word/2010/wordprocessingGroup" xmlns:wpi="http://schemas.microsoft.com/office/word/2010/wordprocessingInk" xmlns:wne="http://schemas.microsoft.com/office/word/2006/wordml" xmlns:wps="http://schemas.microsoft.com/office/word/2010/wordprocessingShape" mc:Ignorable="w14 w15 w16se w16cid w16 w16cex w16sdtdh w16sdtfl w16du wp14">
   <w:body>
     <w:p>
       <w:pPr>
         <w:tabs>
-          <w:tab w:val="center" w:pos="1134"/>
+          <w:tab w:val="center" w:pos="1701"/>
           <w:tab w:val="center" w:pos="6946"/>
         </w:tabs>
-        <w:ind w:left="-567" w:right="-285"/>
+        <w:ind w:right="-285"/>
         <w:jc w:val="both"/>
         <w:rPr>
           <w:b/>
@@ -31,7 +31,7 @@
           <w:szCs w:val="24"/>
           <w:lang w:val="nl-NL"/>
         </w:rPr>
-        <w:t>TỔNG CỤC THUẾ</w:t>
+        <w:t>CỤC THUẾ</w:t>
       </w:r>
       <w:r>
         <w:rPr>
@@ -69,10 +69,9 @@
     <w:p>
       <w:pPr>
         <w:tabs>
-          <w:tab w:val="center" w:pos="1134"/>
+          <w:tab w:val="center" w:pos="1701"/>
           <w:tab w:val="center" w:pos="6663"/>
         </w:tabs>
-        <w:ind w:left="-567"/>
         <w:jc w:val="both"/>
         <w:rPr>
           <w:b/>
@@ -90,6 +89,15 @@
       <w:r>
         <w:rPr>
           <w:b/>
+          <w:spacing w:val="-20"/>
+          <w:lang w:val="nl-NL"/>
+        </w:rPr>
+        <w:t xml:space="preserve">CHI </w:t>
+      </w:r>
+      <w:r>
+        <w:rPr>
+          <w:b/>
+          <w:spacing w:val="-20"/>
           <w:lang w:val="nl-NL"/>
         </w:rPr>
         <w:t>CỤC THUẾ</w:t>
@@ -97,16 +105,10 @@
       <w:r>
         <w:rPr>
           <w:b/>
-          <w:lang w:val="nl-NL"/>
-        </w:rPr>
-        <w:t xml:space="preserve"> TỈNH</w:t>
-      </w:r>
-      <w:r>
-        <w:rPr>
-          <w:b/>
-          <w:lang w:val="nl-NL"/>
-        </w:rPr>
-        <w:t xml:space="preserve"> QUẢNG TRỊ</w:t>
+          <w:spacing w:val="-20"/>
+          <w:lang w:val="nl-NL"/>
+        </w:rPr>
+        <w:t xml:space="preserve"> KHU VỰC XI</w:t>
       </w:r>
       <w:r>
         <w:rPr>
@@ -164,16 +166,16 @@
         <mc:AlternateContent>
           <mc:Choice Requires="wps">
             <w:drawing>
-              <wp:anchor distT="0" distB="0" distL="114300" distR="114300" simplePos="0" relativeHeight="251656192" behindDoc="0" locked="0" layoutInCell="1" allowOverlap="1" wp14:anchorId="5E76E6D4" wp14:editId="30383129">
+              <wp:anchor distT="0" distB="0" distL="114300" distR="114300" simplePos="0" relativeHeight="251656192" behindDoc="0" locked="0" layoutInCell="1" allowOverlap="1" wp14:anchorId="5E76E6D4" wp14:editId="56F19DBB">
                 <wp:simplePos x="0" y="0"/>
                 <wp:positionH relativeFrom="column">
-                  <wp:posOffset>296131</wp:posOffset>
+                  <wp:posOffset>676910</wp:posOffset>
                 </wp:positionH>
                 <wp:positionV relativeFrom="paragraph">
                   <wp:posOffset>5715</wp:posOffset>
                 </wp:positionV>
                 <wp:extent cx="800100" cy="0"/>
-                <wp:effectExtent l="0" t="0" r="19050" b="19050"/>
+                <wp:effectExtent l="0" t="0" r="0" b="0"/>
                 <wp:wrapNone/>
                 <wp:docPr id="4" name="Line 12"/>
                 <wp:cNvGraphicFramePr>
@@ -225,7 +227,7 @@
           </mc:Choice>
           <mc:Fallback>
             <w:pict>
-              <v:line w14:anchorId="3E8E04B1" id="Line 12" o:spid="_x0000_s1026" style="position:absolute;z-index:251656192;visibility:visible;mso-wrap-style:square;mso-width-percent:0;mso-height-percent:0;mso-wrap-distance-left:9pt;mso-wrap-distance-top:0;mso-wrap-distance-right:9pt;mso-wrap-distance-bottom:0;mso-position-horizontal:absolute;mso-position-horizontal-relative:text;mso-position-vertical:absolute;mso-position-vertical-relative:text;mso-width-percent:0;mso-height-percent:0;mso-width-relative:page;mso-height-relative:page" from="23.3pt,.45pt" to="86.3pt,.45pt" o:gfxdata="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"/>
+              <v:line w14:anchorId="4EFE999F" id="Line 12" o:spid="_x0000_s1026" style="position:absolute;z-index:251656192;visibility:visible;mso-wrap-style:square;mso-width-percent:0;mso-height-percent:0;mso-wrap-distance-left:9pt;mso-wrap-distance-top:0;mso-wrap-distance-right:9pt;mso-wrap-distance-bottom:0;mso-position-horizontal:absolute;mso-position-horizontal-relative:text;mso-position-vertical:absolute;mso-position-vertical-relative:text;mso-width-percent:0;mso-height-percent:0;mso-width-relative:page;mso-height-relative:page" from="53.3pt,.45pt" to="116.3pt,.45pt" o:gfxdata="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"/>
             </w:pict>
           </mc:Fallback>
         </mc:AlternateContent>
@@ -541,7 +543,7 @@
     </w:p>
     <w:p>
       <w:pPr>
-        <w:spacing w:before="240" w:after="120"/>
+        <w:spacing w:before="240"/>
         <w:jc w:val="center"/>
         <w:rPr>
           <w:b/>
@@ -562,7 +564,6 @@
     </w:p>
     <w:p>
       <w:pPr>
-        <w:spacing w:after="120"/>
         <w:jc w:val="center"/>
         <w:rPr>
           <w:b/>
@@ -608,7 +609,6 @@
     </w:p>
     <w:p>
       <w:pPr>
-        <w:spacing w:after="120"/>
         <w:jc w:val="center"/>
         <w:rPr>
           <w:b/>
@@ -724,7 +724,7 @@
     </w:p>
     <w:p>
       <w:pPr>
-        <w:spacing w:before="240" w:after="120" w:line="259" w:lineRule="auto"/>
+        <w:spacing w:before="80"/>
         <w:ind w:firstLine="709"/>
         <w:jc w:val="center"/>
         <w:rPr>
@@ -741,42 +741,865 @@
           <w:szCs w:val="28"/>
           <w:lang w:val="nl-NL"/>
         </w:rPr>
-        <w:t>CỤC TRƯỞNG CỤC THUẾ TỈNH QUẢNG TRỊ</w:t>
-      </w:r>
-    </w:p>
-    <w:p>
-      <w:pPr>
-        <w:spacing w:before="40" w:after="40"/>
+        <w:t xml:space="preserve">CHI </w:t>
+      </w:r>
+      <w:r>
+        <w:rPr>
+          <w:b/>
+          <w:sz w:val="28"/>
+          <w:szCs w:val="28"/>
+          <w:lang w:val="nl-NL"/>
+        </w:rPr>
+        <w:t xml:space="preserve">CỤC TRƯỞNG </w:t>
+      </w:r>
+      <w:r>
+        <w:rPr>
+          <w:b/>
+          <w:sz w:val="28"/>
+          <w:szCs w:val="28"/>
+          <w:lang w:val="nl-NL"/>
+        </w:rPr>
+        <w:t>CHI CỤC THUẾ</w:t>
+      </w:r>
+    </w:p>
+    <w:p>
+      <w:pPr>
+        <w:spacing w:before="120"/>
+        <w:ind w:firstLine="567"/>
+        <w:jc w:val="both"/>
+        <w:rPr>
+          <w:i/>
+          <w:sz w:val="28"/>
+          <w:szCs w:val="28"/>
+          <w:lang w:val="nl-NL"/>
+        </w:rPr>
+      </w:pPr>
+      <w:r>
+        <w:rPr>
+          <w:i/>
+          <w:sz w:val="28"/>
+          <w:szCs w:val="28"/>
+          <w:lang w:val="nl-NL"/>
+        </w:rPr>
+        <w:t xml:space="preserve">Căn cứ Luật Quản lý thuế </w:t>
+      </w:r>
+      <w:r>
+        <w:rPr>
+          <w:i/>
+          <w:sz w:val="28"/>
+          <w:szCs w:val="28"/>
+          <w:lang w:val="nl-NL"/>
+        </w:rPr>
+        <w:t>&lt;luat_qlt_ngay&gt;</w:t>
+      </w:r>
+      <w:r>
+        <w:rPr>
+          <w:i/>
+          <w:sz w:val="28"/>
+          <w:szCs w:val="28"/>
+          <w:lang w:val="nl-NL"/>
+        </w:rPr>
+        <w:t xml:space="preserve"> </w:t>
+      </w:r>
+      <w:r>
+        <w:rPr>
+          <w:i/>
+          <w:sz w:val="28"/>
+          <w:szCs w:val="28"/>
+          <w:lang w:val="nl-NL"/>
+        </w:rPr>
+        <w:t>và các văn bản hướng dẫn thi hành</w:t>
+      </w:r>
+      <w:r>
+        <w:rPr>
+          <w:i/>
+          <w:sz w:val="28"/>
+          <w:szCs w:val="28"/>
+          <w:lang w:val="nl-NL"/>
+        </w:rPr>
+        <w:t>;</w:t>
+      </w:r>
+    </w:p>
+    <w:p>
+      <w:pPr>
+        <w:spacing w:before="120"/>
+        <w:ind w:firstLine="567"/>
+        <w:jc w:val="both"/>
+        <w:rPr>
+          <w:i/>
+          <w:sz w:val="28"/>
+          <w:szCs w:val="28"/>
+          <w:lang w:val="nl-NL"/>
+        </w:rPr>
+      </w:pPr>
+      <w:r>
+        <w:rPr>
+          <w:i/>
+          <w:sz w:val="28"/>
+          <w:szCs w:val="28"/>
+          <w:lang w:val="nl-NL"/>
+        </w:rPr>
+        <w:t xml:space="preserve">Căn cứ Luật Thanh tra </w:t>
+      </w:r>
+      <w:r>
+        <w:rPr>
+          <w:i/>
+          <w:sz w:val="28"/>
+          <w:szCs w:val="28"/>
+          <w:lang w:val="nl-NL"/>
+        </w:rPr>
+        <w:t>&lt;luat_ttra&gt;</w:t>
+      </w:r>
+      <w:r>
+        <w:rPr>
+          <w:i/>
+          <w:sz w:val="28"/>
+          <w:szCs w:val="28"/>
+          <w:lang w:val="nl-NL"/>
+        </w:rPr>
+        <w:t xml:space="preserve"> </w:t>
+      </w:r>
+      <w:r>
+        <w:rPr>
+          <w:i/>
+          <w:sz w:val="28"/>
+          <w:szCs w:val="28"/>
+          <w:lang w:val="nl-NL"/>
+        </w:rPr>
+        <w:t>và các văn bản hướng dẫn thi hành;</w:t>
+      </w:r>
+    </w:p>
+    <w:p>
+      <w:pPr>
+        <w:spacing w:before="120"/>
+        <w:ind w:firstLine="567"/>
+        <w:jc w:val="both"/>
+        <w:rPr>
+          <w:i/>
+          <w:sz w:val="28"/>
+          <w:szCs w:val="28"/>
+          <w:lang w:val="nl-NL"/>
+        </w:rPr>
+      </w:pPr>
+      <w:r>
+        <w:rPr>
+          <w:i/>
+          <w:sz w:val="28"/>
+          <w:szCs w:val="28"/>
+          <w:lang w:val="nl-NL"/>
+        </w:rPr>
+        <w:t xml:space="preserve">Căn cứ Quyết định số 1614/QĐ-TCT ngày 13/10/2020 của Tổng cục trưởng Tổng cục Thuế về việc ban hành quy chế giám sát hoạt động của Đoàn thanh tra, </w:t>
+      </w:r>
+      <w:r>
+        <w:rPr>
+          <w:i/>
+          <w:sz w:val="28"/>
+          <w:szCs w:val="28"/>
+          <w:lang w:val="nl-NL"/>
+        </w:rPr>
+        <w:t>kiểm</w:t>
+      </w:r>
+      <w:r>
+        <w:rPr>
+          <w:i/>
+          <w:sz w:val="28"/>
+          <w:szCs w:val="28"/>
+          <w:lang w:val="nl-NL"/>
+        </w:rPr>
+        <w:t xml:space="preserve"> tra</w:t>
+      </w:r>
+      <w:r>
+        <w:rPr>
+          <w:i/>
+          <w:sz w:val="28"/>
+          <w:szCs w:val="28"/>
+          <w:lang w:val="nl-NL"/>
+        </w:rPr>
+        <w:t xml:space="preserve"> thuế;</w:t>
+      </w:r>
+    </w:p>
+    <w:p>
+      <w:pPr>
+        <w:spacing w:before="120"/>
+        <w:ind w:firstLine="567"/>
+        <w:jc w:val="both"/>
+        <w:rPr>
+          <w:i/>
+          <w:sz w:val="28"/>
+          <w:szCs w:val="28"/>
+        </w:rPr>
+      </w:pPr>
+      <w:r>
+        <w:rPr>
+          <w:i/>
+          <w:sz w:val="28"/>
+          <w:szCs w:val="28"/>
+        </w:rPr>
+        <w:t>Căn cứ Quyết định số 904/QĐ-BTC ngày 03/03/2025 của Bộ Tài chính quy định chức năng, nhiệm vụ, quyền hạn và cơ cấu tổ chức của Chi cục Thuế khu vực thuộc Cục Thuế</w:t>
+      </w:r>
+      <w:r>
+        <w:rPr>
+          <w:i/>
+          <w:sz w:val="28"/>
+          <w:szCs w:val="28"/>
+        </w:rPr>
+        <w:t>;</w:t>
+      </w:r>
+    </w:p>
+    <w:p>
+      <w:pPr>
+        <w:spacing w:before="120"/>
+        <w:ind w:firstLine="567"/>
+        <w:jc w:val="both"/>
+        <w:rPr>
+          <w:i/>
+          <w:sz w:val="28"/>
+          <w:szCs w:val="28"/>
+          <w:lang w:val="nl-NL"/>
+        </w:rPr>
+      </w:pPr>
+      <w:r>
+        <w:rPr>
+          <w:i/>
+          <w:sz w:val="28"/>
+          <w:szCs w:val="28"/>
+        </w:rPr>
+        <w:t>Căn cứ Quyết định số</w:t>
+      </w:r>
+      <w:r>
+        <w:rPr>
+          <w:i/>
+          <w:sz w:val="28"/>
+          <w:szCs w:val="28"/>
+        </w:rPr>
+        <w:t xml:space="preserve">         </w:t>
+      </w:r>
+      <w:r>
+        <w:rPr>
+          <w:i/>
+          <w:sz w:val="28"/>
+          <w:szCs w:val="28"/>
+        </w:rPr>
+        <w:t>/QĐ-C</w:t>
+      </w:r>
+      <w:r>
+        <w:rPr>
+          <w:i/>
+          <w:sz w:val="28"/>
+          <w:szCs w:val="28"/>
+        </w:rPr>
+        <w:t>C</w:t>
+      </w:r>
+      <w:r>
+        <w:rPr>
+          <w:i/>
+          <w:sz w:val="28"/>
+          <w:szCs w:val="28"/>
+        </w:rPr>
+        <w:t>T</w:t>
+      </w:r>
+      <w:r>
+        <w:rPr>
+          <w:i/>
+          <w:sz w:val="28"/>
+          <w:szCs w:val="28"/>
+        </w:rPr>
+        <w:t>KV.XI</w:t>
+      </w:r>
+      <w:r>
+        <w:rPr>
+          <w:i/>
+          <w:sz w:val="28"/>
+          <w:szCs w:val="28"/>
+        </w:rPr>
+        <w:t xml:space="preserve"> </w:t>
+      </w:r>
+      <w:r>
+        <w:rPr>
+          <w:i/>
+          <w:sz w:val="28"/>
+          <w:szCs w:val="28"/>
+          <w:lang w:val="nl-NL"/>
+        </w:rPr>
+        <w:t>&lt;ngay_thang&gt;</w:t>
+      </w:r>
+      <w:r>
+        <w:rPr>
+          <w:i/>
+          <w:sz w:val="28"/>
+          <w:szCs w:val="28"/>
+          <w:lang w:val="nl-NL"/>
+        </w:rPr>
+        <w:t xml:space="preserve"> của </w:t>
+      </w:r>
+      <w:r>
+        <w:rPr>
+          <w:i/>
+          <w:sz w:val="28"/>
+          <w:szCs w:val="28"/>
+          <w:lang w:val="nl-NL"/>
+        </w:rPr>
+        <w:t>Chi c</w:t>
+      </w:r>
+      <w:r>
+        <w:rPr>
+          <w:i/>
+          <w:sz w:val="28"/>
+          <w:szCs w:val="28"/>
+          <w:lang w:val="nl-NL"/>
+        </w:rPr>
+        <w:t xml:space="preserve">ục Thuế </w:t>
+      </w:r>
+      <w:r>
+        <w:rPr>
+          <w:i/>
+          <w:sz w:val="28"/>
+          <w:szCs w:val="28"/>
+          <w:lang w:val="nl-NL"/>
+        </w:rPr>
+        <w:t>khu vực XI</w:t>
+      </w:r>
+      <w:r>
+        <w:rPr>
+          <w:i/>
+          <w:sz w:val="28"/>
+          <w:szCs w:val="28"/>
+          <w:lang w:val="nl-NL"/>
+        </w:rPr>
+        <w:t xml:space="preserve"> </w:t>
+      </w:r>
+      <w:r>
+        <w:rPr>
+          <w:i/>
+          <w:sz w:val="28"/>
+          <w:szCs w:val="28"/>
+          <w:lang w:val="nl-NL"/>
+        </w:rPr>
+        <w:t xml:space="preserve">về việc thanh tra </w:t>
+      </w:r>
+      <w:r>
+        <w:rPr>
+          <w:i/>
+          <w:sz w:val="28"/>
+          <w:szCs w:val="28"/>
+          <w:lang w:val="nl-NL"/>
+        </w:rPr>
+        <w:t xml:space="preserve">chấp hành pháp luật </w:t>
+      </w:r>
+      <w:r>
+        <w:rPr>
+          <w:i/>
+          <w:sz w:val="28"/>
+          <w:szCs w:val="28"/>
+          <w:lang w:val="nl-NL"/>
+        </w:rPr>
+        <w:t>thuế</w:t>
+      </w:r>
+      <w:r>
+        <w:rPr>
+          <w:i/>
+          <w:sz w:val="28"/>
+          <w:szCs w:val="28"/>
+          <w:lang w:val="nl-NL"/>
+        </w:rPr>
+        <w:t xml:space="preserve"> tại</w:t>
+      </w:r>
+      <w:r>
+        <w:rPr>
+          <w:i/>
+          <w:sz w:val="28"/>
+          <w:szCs w:val="28"/>
+          <w:lang w:val="nl-NL"/>
+        </w:rPr>
+        <w:t xml:space="preserve"> </w:t>
+      </w:r>
+      <w:r>
+        <w:rPr>
+          <w:i/>
+          <w:sz w:val="28"/>
+          <w:szCs w:val="28"/>
+          <w:lang w:val="nl-NL"/>
+        </w:rPr>
+        <w:t>&lt;ten_dv&gt;</w:t>
+      </w:r>
+      <w:r>
+        <w:rPr>
+          <w:i/>
+          <w:sz w:val="28"/>
+          <w:szCs w:val="28"/>
+          <w:lang w:val="nl-NL"/>
+        </w:rPr>
+        <w:t>;</w:t>
+      </w:r>
+    </w:p>
+    <w:p>
+      <w:pPr>
+        <w:spacing w:before="120"/>
+        <w:ind w:firstLine="567"/>
+        <w:jc w:val="both"/>
+        <w:rPr>
+          <w:i/>
+          <w:sz w:val="28"/>
+          <w:szCs w:val="28"/>
+          <w:lang w:val="nl-NL"/>
+        </w:rPr>
+      </w:pPr>
+      <w:r>
+        <w:rPr>
+          <w:i/>
+          <w:sz w:val="28"/>
+          <w:szCs w:val="28"/>
+          <w:lang w:val="nl-NL"/>
+        </w:rPr>
+        <w:t>Theo</w:t>
+      </w:r>
+      <w:r>
+        <w:rPr>
+          <w:i/>
+          <w:sz w:val="28"/>
+          <w:szCs w:val="28"/>
+          <w:lang w:val="nl-NL"/>
+        </w:rPr>
+        <w:t xml:space="preserve"> đề nghị của </w:t>
+      </w:r>
+      <w:r>
+        <w:rPr>
+          <w:i/>
+          <w:color w:val="000000" w:themeColor="text1"/>
+          <w:sz w:val="28"/>
+          <w:szCs w:val="28"/>
+        </w:rPr>
+        <w:t xml:space="preserve">&lt;ld_phong&gt; </w:t>
+      </w:r>
+      <w:r>
+        <w:rPr>
+          <w:i/>
+          <w:sz w:val="28"/>
+          <w:szCs w:val="28"/>
+          <w:lang w:val="nl-NL"/>
+        </w:rPr>
+        <w:t>Tha</w:t>
+      </w:r>
+      <w:r>
+        <w:rPr>
+          <w:i/>
+          <w:sz w:val="28"/>
+          <w:szCs w:val="28"/>
+          <w:lang w:val="nl-NL"/>
+        </w:rPr>
+        <w:t>nh tra</w:t>
+      </w:r>
+      <w:r>
+        <w:rPr>
+          <w:i/>
+          <w:sz w:val="28"/>
+          <w:szCs w:val="28"/>
+          <w:lang w:val="nl-NL"/>
+        </w:rPr>
+        <w:t xml:space="preserve"> – </w:t>
+      </w:r>
+      <w:r>
+        <w:rPr>
+          <w:i/>
+          <w:sz w:val="28"/>
+          <w:szCs w:val="28"/>
+          <w:lang w:val="nl-NL"/>
+        </w:rPr>
+        <w:t>Kiểm</w:t>
+      </w:r>
+      <w:r>
+        <w:rPr>
+          <w:i/>
+          <w:sz w:val="28"/>
+          <w:szCs w:val="28"/>
+          <w:lang w:val="nl-NL"/>
+        </w:rPr>
+        <w:t xml:space="preserve"> tra</w:t>
+      </w:r>
+      <w:r>
+        <w:rPr>
+          <w:i/>
+          <w:sz w:val="28"/>
+          <w:szCs w:val="28"/>
+          <w:lang w:val="nl-NL"/>
+        </w:rPr>
+        <w:t xml:space="preserve"> số 4</w:t>
+      </w:r>
+      <w:r>
+        <w:rPr>
+          <w:i/>
+          <w:sz w:val="28"/>
+          <w:szCs w:val="28"/>
+          <w:lang w:val="nl-NL"/>
+        </w:rPr>
+        <w:t>.</w:t>
+      </w:r>
+    </w:p>
+    <w:p>
+      <w:pPr>
+        <w:spacing w:before="120"/>
+        <w:jc w:val="center"/>
+        <w:rPr>
+          <w:b/>
+          <w:sz w:val="28"/>
+          <w:szCs w:val="28"/>
+          <w:lang w:val="nl-NL"/>
+        </w:rPr>
+      </w:pPr>
+      <w:r>
+        <w:rPr>
+          <w:b/>
+          <w:sz w:val="28"/>
+          <w:szCs w:val="28"/>
+          <w:lang w:val="nl-NL"/>
+        </w:rPr>
+        <w:t>QUYẾT ĐỊNH:</w:t>
+      </w:r>
+    </w:p>
+    <w:p>
+      <w:pPr>
+        <w:spacing w:before="120"/>
+        <w:ind w:right="-1" w:firstLine="567"/>
+        <w:jc w:val="both"/>
+        <w:rPr>
+          <w:b/>
+          <w:sz w:val="2"/>
+          <w:szCs w:val="28"/>
+          <w:lang w:val="nl-NL"/>
+        </w:rPr>
+      </w:pPr>
+    </w:p>
+    <w:p>
+      <w:pPr>
+        <w:spacing w:before="120"/>
+        <w:ind w:firstLine="562"/>
+        <w:jc w:val="both"/>
+        <w:rPr>
+          <w:b/>
+          <w:sz w:val="2"/>
+          <w:szCs w:val="28"/>
+          <w:lang w:val="nl-NL"/>
+        </w:rPr>
+      </w:pPr>
+    </w:p>
+    <w:p>
+      <w:pPr>
+        <w:spacing w:before="120"/>
+        <w:ind w:firstLine="567"/>
+        <w:jc w:val="both"/>
+        <w:rPr>
+          <w:sz w:val="28"/>
+          <w:szCs w:val="28"/>
+          <w:lang w:val="nl-NL"/>
+        </w:rPr>
+      </w:pPr>
+      <w:r>
+        <w:rPr>
+          <w:b/>
+          <w:sz w:val="28"/>
+          <w:szCs w:val="28"/>
+          <w:lang w:val="nl-NL"/>
+        </w:rPr>
+        <w:t>Điều 1</w:t>
+      </w:r>
+      <w:r>
+        <w:rPr>
+          <w:b/>
+          <w:sz w:val="28"/>
+          <w:szCs w:val="28"/>
+          <w:lang w:val="nl-NL"/>
+        </w:rPr>
+        <w:t>.</w:t>
+      </w:r>
+      <w:r>
+        <w:rPr>
+          <w:sz w:val="28"/>
+          <w:szCs w:val="28"/>
+          <w:lang w:val="nl-NL"/>
+        </w:rPr>
+        <w:t xml:space="preserve"> </w:t>
+      </w:r>
+      <w:r>
+        <w:rPr>
+          <w:sz w:val="28"/>
+          <w:szCs w:val="28"/>
+        </w:rPr>
+        <w:t xml:space="preserve">Thực hiện giám sát đối với hoạt động </w:t>
+      </w:r>
+      <w:r>
+        <w:rPr>
+          <w:sz w:val="28"/>
+          <w:szCs w:val="28"/>
+        </w:rPr>
+        <w:t>thanh tra</w:t>
+      </w:r>
+      <w:r>
+        <w:rPr>
+          <w:sz w:val="28"/>
+          <w:szCs w:val="28"/>
+        </w:rPr>
+        <w:t xml:space="preserve"> của Đoàn </w:t>
+      </w:r>
+      <w:r>
+        <w:rPr>
+          <w:sz w:val="28"/>
+          <w:szCs w:val="28"/>
+        </w:rPr>
+        <w:t>thanh tra</w:t>
+      </w:r>
+      <w:r>
+        <w:rPr>
+          <w:sz w:val="28"/>
+          <w:szCs w:val="28"/>
+        </w:rPr>
+        <w:t xml:space="preserve"> thuế được thành lập theo Quyết định </w:t>
+      </w:r>
+      <w:r>
+        <w:rPr>
+          <w:bCs/>
+          <w:iCs/>
+          <w:sz w:val="28"/>
+          <w:szCs w:val="28"/>
+          <w:lang w:val="nl-NL"/>
+        </w:rPr>
+        <w:t xml:space="preserve">số </w:t>
+      </w:r>
+      <w:r>
+        <w:rPr>
+          <w:bCs/>
+          <w:iCs/>
+          <w:sz w:val="28"/>
+          <w:szCs w:val="28"/>
+          <w:lang w:val="nl-NL"/>
+        </w:rPr>
+        <w:t xml:space="preserve">         </w:t>
+      </w:r>
+      <w:r>
+        <w:rPr>
+          <w:sz w:val="28"/>
+          <w:szCs w:val="28"/>
+          <w:lang w:val="nl-NL"/>
+        </w:rPr>
+        <w:t>/</w:t>
+      </w:r>
+      <w:r>
+        <w:rPr>
+          <w:sz w:val="28"/>
+          <w:szCs w:val="28"/>
+          <w:lang w:val="nl-NL"/>
+        </w:rPr>
+        <w:t>QĐ-</w:t>
+      </w:r>
+      <w:r>
+        <w:rPr>
+          <w:bCs/>
+          <w:iCs/>
+          <w:sz w:val="28"/>
+          <w:szCs w:val="28"/>
+          <w:lang w:val="nl-NL"/>
+        </w:rPr>
+        <w:t xml:space="preserve"> </w:t>
+      </w:r>
+      <w:r>
+        <w:rPr>
+          <w:bCs/>
+          <w:iCs/>
+          <w:sz w:val="28"/>
+          <w:szCs w:val="28"/>
+          <w:lang w:val="nl-NL"/>
+        </w:rPr>
+        <w:t>CCTKV.XI</w:t>
+      </w:r>
+      <w:r>
+        <w:rPr>
+          <w:sz w:val="28"/>
+          <w:szCs w:val="28"/>
+          <w:lang w:val="nl-NL"/>
+        </w:rPr>
+        <w:t xml:space="preserve"> </w:t>
+      </w:r>
+      <w:r>
+        <w:rPr>
+          <w:sz w:val="28"/>
+          <w:szCs w:val="28"/>
+          <w:lang w:val="nl-NL"/>
+        </w:rPr>
+        <w:t>&lt;ngay_thang&gt;</w:t>
+      </w:r>
+      <w:r>
+        <w:rPr>
+          <w:sz w:val="28"/>
+          <w:szCs w:val="28"/>
+          <w:lang w:val="nl-NL"/>
+        </w:rPr>
+        <w:t xml:space="preserve"> </w:t>
+      </w:r>
+      <w:r>
+        <w:rPr>
+          <w:sz w:val="28"/>
+          <w:szCs w:val="28"/>
+          <w:lang w:val="nl-NL"/>
+        </w:rPr>
+        <w:t xml:space="preserve">của </w:t>
+      </w:r>
+      <w:r>
+        <w:rPr>
+          <w:sz w:val="28"/>
+          <w:szCs w:val="28"/>
+          <w:lang w:val="nl-NL"/>
+        </w:rPr>
+        <w:t>C</w:t>
+      </w:r>
+      <w:r>
+        <w:rPr>
+          <w:sz w:val="28"/>
+          <w:szCs w:val="28"/>
+          <w:lang w:val="nl-NL"/>
+        </w:rPr>
+        <w:t>hi c</w:t>
+      </w:r>
+      <w:r>
+        <w:rPr>
+          <w:sz w:val="28"/>
+          <w:szCs w:val="28"/>
+          <w:lang w:val="nl-NL"/>
+        </w:rPr>
+        <w:t xml:space="preserve">ục </w:t>
+      </w:r>
+      <w:r>
+        <w:rPr>
+          <w:sz w:val="28"/>
+          <w:szCs w:val="28"/>
+          <w:lang w:val="nl-NL"/>
+        </w:rPr>
+        <w:t>T</w:t>
+      </w:r>
+      <w:r>
+        <w:rPr>
+          <w:sz w:val="28"/>
+          <w:szCs w:val="28"/>
+          <w:lang w:val="nl-NL"/>
+        </w:rPr>
+        <w:t xml:space="preserve">huế </w:t>
+      </w:r>
+      <w:r>
+        <w:rPr>
+          <w:sz w:val="28"/>
+          <w:szCs w:val="28"/>
+          <w:lang w:val="sv-SE"/>
+        </w:rPr>
+        <w:t>khu vực XI</w:t>
+      </w:r>
+      <w:r>
+        <w:rPr>
+          <w:sz w:val="28"/>
+          <w:szCs w:val="28"/>
+          <w:lang w:val="nl-NL"/>
+        </w:rPr>
+        <w:t xml:space="preserve"> về việc </w:t>
+      </w:r>
+      <w:r>
+        <w:rPr>
+          <w:sz w:val="28"/>
+          <w:szCs w:val="28"/>
+          <w:lang w:val="nl-NL"/>
+        </w:rPr>
+        <w:t>thanh tra</w:t>
+      </w:r>
+      <w:r>
+        <w:rPr>
+          <w:sz w:val="28"/>
+          <w:szCs w:val="28"/>
+          <w:lang w:val="nl-NL"/>
+        </w:rPr>
+        <w:t xml:space="preserve"> chấp hành pháp luật thuế </w:t>
+      </w:r>
+      <w:r>
+        <w:rPr>
+          <w:sz w:val="28"/>
+          <w:szCs w:val="28"/>
+          <w:lang w:val="nl-NL"/>
+        </w:rPr>
+        <w:t xml:space="preserve">tại </w:t>
+      </w:r>
+      <w:r>
+        <w:rPr>
+          <w:sz w:val="28"/>
+          <w:szCs w:val="28"/>
+          <w:lang w:val="nl-NL"/>
+        </w:rPr>
+        <w:t>&lt;ten_dv&gt;</w:t>
+      </w:r>
+      <w:r>
+        <w:rPr>
+          <w:sz w:val="28"/>
+          <w:szCs w:val="28"/>
+          <w:lang w:val="nl-NL"/>
+        </w:rPr>
+        <w:t>.</w:t>
+      </w:r>
+    </w:p>
+    <w:p>
+      <w:pPr>
+        <w:spacing w:before="120"/>
         <w:ind w:firstLine="709"/>
         <w:jc w:val="both"/>
         <w:rPr>
-          <w:i/>
-          <w:sz w:val="28"/>
-          <w:szCs w:val="28"/>
-          <w:lang w:val="nl-NL"/>
-        </w:rPr>
-      </w:pPr>
-      <w:r>
-        <w:rPr>
-          <w:i/>
-          <w:sz w:val="28"/>
-          <w:szCs w:val="28"/>
-          <w:lang w:val="nl-NL"/>
-        </w:rPr>
-        <w:t xml:space="preserve">Căn cứ Luật Quản lý thuế </w:t>
-      </w:r>
-      <w:r>
-        <w:rPr>
-          <w:i/>
-          <w:sz w:val="28"/>
-          <w:szCs w:val="28"/>
-          <w:lang w:val="nl-NL"/>
-        </w:rPr>
-        <w:t>&lt;luat_qlt_ngay&gt;</w:t>
-      </w:r>
-      <w:r>
-        <w:rPr>
-          <w:i/>
+          <w:sz w:val="28"/>
+          <w:szCs w:val="28"/>
+          <w:lang w:val="nl-NL"/>
+        </w:rPr>
+      </w:pPr>
+      <w:r>
+        <w:rPr>
+          <w:sz w:val="28"/>
+          <w:szCs w:val="28"/>
+          <w:lang w:val="nl-NL"/>
+        </w:rPr>
+        <w:t xml:space="preserve">Thời hạn giám sát được tính </w:t>
+      </w:r>
+      <w:r>
+        <w:rPr>
+          <w:sz w:val="28"/>
+          <w:szCs w:val="28"/>
+          <w:lang w:val="nl-NL"/>
+        </w:rPr>
+        <w:t xml:space="preserve">kể </w:t>
+      </w:r>
+      <w:r>
+        <w:rPr>
+          <w:sz w:val="28"/>
+          <w:szCs w:val="28"/>
+          <w:lang w:val="nl-NL"/>
+        </w:rPr>
+        <w:t xml:space="preserve">từ ngày công bố quyết định </w:t>
+      </w:r>
+      <w:r>
+        <w:rPr>
+          <w:sz w:val="28"/>
+          <w:szCs w:val="28"/>
+          <w:lang w:val="nl-NL"/>
+        </w:rPr>
+        <w:t>thanh tra</w:t>
+      </w:r>
+      <w:r>
+        <w:rPr>
+          <w:sz w:val="28"/>
+          <w:szCs w:val="28"/>
+          <w:lang w:val="nl-NL"/>
+        </w:rPr>
+        <w:t xml:space="preserve"> đến thời điểm kết thúc việc </w:t>
+      </w:r>
+      <w:r>
+        <w:rPr>
+          <w:sz w:val="28"/>
+          <w:szCs w:val="28"/>
+          <w:lang w:val="nl-NL"/>
+        </w:rPr>
+        <w:t>thanh tra</w:t>
+      </w:r>
+      <w:r>
+        <w:rPr>
           <w:sz w:val="28"/>
           <w:szCs w:val="28"/>
           <w:lang w:val="nl-NL"/>
@@ -785,467 +1608,24 @@
       </w:r>
       <w:r>
         <w:rPr>
-          <w:i/>
-          <w:sz w:val="28"/>
-          <w:szCs w:val="28"/>
-          <w:lang w:val="nl-NL"/>
-        </w:rPr>
-        <w:t>và các văn bản hướng dẫn thi hành</w:t>
-      </w:r>
-      <w:r>
-        <w:rPr>
-          <w:i/>
-          <w:sz w:val="28"/>
-          <w:szCs w:val="28"/>
-          <w:lang w:val="nl-NL"/>
-        </w:rPr>
-        <w:t>;</w:t>
-      </w:r>
-    </w:p>
-    <w:p>
-      <w:pPr>
-        <w:ind w:firstLine="709"/>
-        <w:jc w:val="both"/>
-        <w:rPr>
-          <w:i/>
-          <w:sz w:val="28"/>
-          <w:szCs w:val="28"/>
-          <w:lang w:val="nl-NL"/>
-        </w:rPr>
-      </w:pPr>
-      <w:r>
-        <w:rPr>
-          <w:i/>
-          <w:sz w:val="28"/>
-          <w:szCs w:val="28"/>
-          <w:lang w:val="nl-NL"/>
-        </w:rPr>
-        <w:t xml:space="preserve">Căn cứ Luật Thanh tra </w:t>
-      </w:r>
-      <w:r>
-        <w:rPr>
-          <w:i/>
-          <w:sz w:val="28"/>
-          <w:szCs w:val="28"/>
-          <w:lang w:val="nl-NL"/>
-        </w:rPr>
-        <w:t>&lt;luat_ttra&gt;</w:t>
-      </w:r>
-      <w:r>
-        <w:rPr>
-          <w:i/>
-          <w:sz w:val="28"/>
-          <w:szCs w:val="28"/>
-          <w:lang w:val="nl-NL"/>
-        </w:rPr>
-        <w:t xml:space="preserve"> </w:t>
-      </w:r>
-      <w:r>
-        <w:rPr>
-          <w:i/>
-          <w:sz w:val="28"/>
-          <w:szCs w:val="28"/>
-          <w:lang w:val="nl-NL"/>
-        </w:rPr>
-        <w:t>và các văn bản hướng dẫn thi hành;</w:t>
-      </w:r>
-    </w:p>
-    <w:p>
-      <w:pPr>
-        <w:ind w:firstLine="709"/>
-        <w:jc w:val="both"/>
-        <w:rPr>
-          <w:i/>
-          <w:sz w:val="28"/>
-          <w:szCs w:val="28"/>
-          <w:lang w:val="nl-NL"/>
-        </w:rPr>
-      </w:pPr>
-      <w:r>
-        <w:rPr>
-          <w:i/>
-          <w:sz w:val="28"/>
-          <w:szCs w:val="28"/>
-          <w:lang w:val="nl-NL"/>
-        </w:rPr>
-        <w:t>Căn cứ Thông tư số 05/2015/TT-TTCP ngày 10/9/2015 của Thanh tra Chính phủ quy định về giám sát hoạt động của Đoàn thanh tra;</w:t>
-      </w:r>
-    </w:p>
-    <w:p>
-      <w:pPr>
-        <w:ind w:firstLine="709"/>
-        <w:jc w:val="both"/>
-        <w:rPr>
-          <w:i/>
-          <w:sz w:val="28"/>
-          <w:szCs w:val="28"/>
-          <w:lang w:val="nl-NL"/>
-        </w:rPr>
-      </w:pPr>
-      <w:r>
-        <w:rPr>
-          <w:i/>
-          <w:sz w:val="28"/>
-          <w:szCs w:val="28"/>
-          <w:lang w:val="nl-NL"/>
-        </w:rPr>
-        <w:t xml:space="preserve">Căn cứ </w:t>
-      </w:r>
-      <w:r>
-        <w:rPr>
-          <w:i/>
-          <w:sz w:val="28"/>
-          <w:szCs w:val="28"/>
-          <w:lang w:val="nl-NL"/>
-        </w:rPr>
-        <w:t>&lt;quy_trinh_ttra_rut_gon&gt;</w:t>
-      </w:r>
-      <w:r>
-        <w:rPr>
-          <w:i/>
-          <w:sz w:val="28"/>
-          <w:szCs w:val="28"/>
-          <w:lang w:val="nl-NL"/>
-        </w:rPr>
-        <w:t xml:space="preserve"> của Tổng cục trưởng Tổng cục Thuế về việc ban hành Quy trình Thanh tra thuế và </w:t>
-      </w:r>
-      <w:r>
-        <w:rPr>
-          <w:i/>
-          <w:sz w:val="28"/>
-          <w:szCs w:val="28"/>
-          <w:lang w:val="nl-NL"/>
-        </w:rPr>
-        <w:t>&lt;bsung_qtrinh_ttra_rut_gon&gt;</w:t>
-      </w:r>
-      <w:r>
-        <w:rPr>
-          <w:i/>
-          <w:sz w:val="28"/>
-          <w:szCs w:val="28"/>
-          <w:lang w:val="nl-NL"/>
-        </w:rPr>
-        <w:t xml:space="preserve"> của Tổng cục trưởng Tổng cục Thuế về việc sửa đổi, bổ sung quy trình thanh tra thuế;</w:t>
-      </w:r>
-    </w:p>
-    <w:p>
-      <w:pPr>
-        <w:spacing w:before="60" w:after="60"/>
-        <w:ind w:firstLine="709"/>
-        <w:jc w:val="both"/>
-        <w:rPr>
-          <w:i/>
-          <w:sz w:val="28"/>
-          <w:szCs w:val="28"/>
-          <w:lang w:val="nl-NL"/>
-        </w:rPr>
-      </w:pPr>
-      <w:r>
-        <w:rPr>
-          <w:i/>
-          <w:sz w:val="28"/>
-          <w:szCs w:val="28"/>
-          <w:lang w:val="nl-NL"/>
-        </w:rPr>
-        <w:t xml:space="preserve"> Căn cứ Quyết định số 1614/QĐ-TCT ngày 13/10/2020 của Tổng cục trưởng Tổng cục Thuế về việc ban hành quy chế giám sát hoạt động của Đoàn thanh tra, </w:t>
-      </w:r>
-      <w:r>
-        <w:rPr>
-          <w:i/>
-          <w:sz w:val="28"/>
-          <w:szCs w:val="28"/>
-          <w:lang w:val="nl-NL"/>
-        </w:rPr>
-        <w:t>kiểm</w:t>
-      </w:r>
-      <w:r>
-        <w:rPr>
-          <w:i/>
-          <w:sz w:val="28"/>
-          <w:szCs w:val="28"/>
-          <w:lang w:val="nl-NL"/>
-        </w:rPr>
-        <w:t xml:space="preserve"> tra</w:t>
-      </w:r>
-      <w:r>
-        <w:rPr>
-          <w:i/>
-          <w:sz w:val="28"/>
-          <w:szCs w:val="28"/>
-          <w:lang w:val="nl-NL"/>
-        </w:rPr>
-        <w:t xml:space="preserve"> thuế;</w:t>
-      </w:r>
-    </w:p>
-    <w:p>
-      <w:pPr>
-        <w:ind w:firstLine="709"/>
-        <w:jc w:val="both"/>
-        <w:rPr>
-          <w:i/>
-          <w:sz w:val="28"/>
-          <w:szCs w:val="28"/>
-        </w:rPr>
-      </w:pPr>
-      <w:r>
-        <w:rPr>
-          <w:i/>
-          <w:sz w:val="28"/>
-          <w:szCs w:val="28"/>
-          <w:lang w:val="nl-NL"/>
-        </w:rPr>
-        <w:t>Căn cứ Quyết định số 1836/QĐ-BTC ngày 08 tháng 10 năm 2018 của Bộ Tài Chính quy định chức năng, nhiệm vụ, quyền hạn và cơ cấu tổ chức của Cục Thuế thuộc Tổng cục Thuế;</w:t>
-      </w:r>
-    </w:p>
-    <w:p>
-      <w:pPr>
-        <w:ind w:firstLine="709"/>
-        <w:jc w:val="both"/>
-        <w:rPr>
-          <w:i/>
-          <w:sz w:val="28"/>
-          <w:szCs w:val="28"/>
-          <w:lang w:val="nl-NL"/>
-        </w:rPr>
-      </w:pPr>
-      <w:r>
-        <w:rPr>
-          <w:i/>
-          <w:sz w:val="28"/>
-          <w:szCs w:val="28"/>
-        </w:rPr>
-        <w:t>Căn cứ Quyết định số</w:t>
-      </w:r>
-      <w:r>
-        <w:rPr>
-          <w:i/>
-          <w:sz w:val="28"/>
-          <w:szCs w:val="28"/>
-        </w:rPr>
-        <w:t xml:space="preserve">         </w:t>
-      </w:r>
-      <w:r>
-        <w:rPr>
-          <w:i/>
-          <w:sz w:val="28"/>
-          <w:szCs w:val="28"/>
-        </w:rPr>
-        <w:t>/QĐ-CTQTR</w:t>
-      </w:r>
-      <w:r>
-        <w:rPr>
-          <w:i/>
-          <w:sz w:val="28"/>
-          <w:szCs w:val="28"/>
-        </w:rPr>
-        <w:t xml:space="preserve"> </w:t>
-      </w:r>
-      <w:r>
-        <w:rPr>
-          <w:i/>
-          <w:sz w:val="28"/>
-          <w:szCs w:val="28"/>
-          <w:lang w:val="nl-NL"/>
-        </w:rPr>
-        <w:t>&lt;ngay_thang&gt;</w:t>
-      </w:r>
-      <w:r>
-        <w:rPr>
-          <w:i/>
-          <w:sz w:val="28"/>
-          <w:szCs w:val="28"/>
-          <w:lang w:val="nl-NL"/>
-        </w:rPr>
-        <w:t xml:space="preserve"> của Cục Thuế tỉnh Quảng Trị </w:t>
-      </w:r>
-      <w:r>
-        <w:rPr>
-          <w:i/>
-          <w:sz w:val="28"/>
-          <w:szCs w:val="28"/>
-          <w:lang w:val="nl-NL"/>
-        </w:rPr>
-        <w:t>về việc thanh tra thuế</w:t>
-      </w:r>
-      <w:r>
-        <w:rPr>
-          <w:i/>
-          <w:sz w:val="28"/>
-          <w:szCs w:val="28"/>
-          <w:lang w:val="nl-NL"/>
-        </w:rPr>
-        <w:t xml:space="preserve"> tại</w:t>
-      </w:r>
-      <w:r>
-        <w:rPr>
-          <w:i/>
-          <w:sz w:val="28"/>
-          <w:szCs w:val="28"/>
-          <w:lang w:val="nl-NL"/>
-        </w:rPr>
-        <w:t xml:space="preserve"> </w:t>
-      </w:r>
-      <w:r>
-        <w:rPr>
-          <w:i/>
-          <w:sz w:val="28"/>
-          <w:szCs w:val="28"/>
-          <w:lang w:val="nl-NL"/>
-        </w:rPr>
-        <w:t>&lt;ten_dv&gt;</w:t>
-      </w:r>
-      <w:r>
-        <w:rPr>
-          <w:i/>
-          <w:sz w:val="28"/>
-          <w:szCs w:val="28"/>
-          <w:lang w:val="nl-NL"/>
-        </w:rPr>
-        <w:t>;</w:t>
-      </w:r>
-    </w:p>
-    <w:p>
-      <w:pPr>
-        <w:ind w:firstLine="709"/>
-        <w:jc w:val="both"/>
-        <w:rPr>
-          <w:i/>
-          <w:sz w:val="28"/>
-          <w:szCs w:val="28"/>
-          <w:lang w:val="nl-NL"/>
-        </w:rPr>
-      </w:pPr>
-      <w:r>
-        <w:rPr>
-          <w:i/>
-          <w:sz w:val="28"/>
-          <w:szCs w:val="28"/>
-          <w:lang w:val="nl-NL"/>
-        </w:rPr>
-        <w:t>Theo</w:t>
-      </w:r>
-      <w:r>
-        <w:rPr>
-          <w:i/>
-          <w:sz w:val="28"/>
-          <w:szCs w:val="28"/>
-          <w:lang w:val="nl-NL"/>
-        </w:rPr>
-        <w:t xml:space="preserve"> đề nghị của </w:t>
-      </w:r>
-      <w:r>
-        <w:rPr>
-          <w:i/>
-          <w:color w:val="000000" w:themeColor="text1"/>
-          <w:sz w:val="28"/>
-          <w:szCs w:val="28"/>
-        </w:rPr>
-        <w:t xml:space="preserve">&lt;ld_phong&gt; </w:t>
-      </w:r>
-      <w:r>
-        <w:rPr>
-          <w:i/>
-          <w:sz w:val="28"/>
-          <w:szCs w:val="28"/>
-          <w:lang w:val="nl-NL"/>
-        </w:rPr>
-        <w:t>Tha</w:t>
-      </w:r>
-      <w:r>
-        <w:rPr>
-          <w:i/>
-          <w:sz w:val="28"/>
-          <w:szCs w:val="28"/>
-          <w:lang w:val="nl-NL"/>
-        </w:rPr>
-        <w:t>nh tra</w:t>
-      </w:r>
-      <w:r>
-        <w:rPr>
-          <w:i/>
-          <w:sz w:val="28"/>
-          <w:szCs w:val="28"/>
-          <w:lang w:val="nl-NL"/>
-        </w:rPr>
-        <w:t xml:space="preserve"> – </w:t>
-      </w:r>
-      <w:r>
-        <w:rPr>
-          <w:i/>
-          <w:sz w:val="28"/>
-          <w:szCs w:val="28"/>
-          <w:lang w:val="nl-NL"/>
-        </w:rPr>
-        <w:t>Kiểm</w:t>
-      </w:r>
-      <w:r>
-        <w:rPr>
-          <w:i/>
-          <w:sz w:val="28"/>
-          <w:szCs w:val="28"/>
-          <w:lang w:val="nl-NL"/>
-        </w:rPr>
-        <w:t xml:space="preserve"> tra</w:t>
-      </w:r>
-      <w:r>
-        <w:rPr>
-          <w:i/>
-          <w:sz w:val="28"/>
-          <w:szCs w:val="28"/>
-          <w:lang w:val="nl-NL"/>
-        </w:rPr>
-        <w:t>.</w:t>
-      </w:r>
-    </w:p>
-    <w:p>
-      <w:pPr>
-        <w:spacing w:before="240" w:after="120"/>
-        <w:jc w:val="center"/>
-        <w:rPr>
-          <w:b/>
-          <w:sz w:val="28"/>
-          <w:szCs w:val="28"/>
-          <w:lang w:val="nl-NL"/>
-        </w:rPr>
-      </w:pPr>
-      <w:r>
-        <w:rPr>
-          <w:b/>
-          <w:sz w:val="28"/>
-          <w:szCs w:val="28"/>
-          <w:lang w:val="nl-NL"/>
-        </w:rPr>
-        <w:t>QUYẾT ĐỊNH:</w:t>
-      </w:r>
-    </w:p>
-    <w:p>
-      <w:pPr>
-        <w:spacing w:line="242" w:lineRule="auto"/>
-        <w:ind w:right="-1" w:firstLine="567"/>
-        <w:jc w:val="both"/>
-        <w:rPr>
-          <w:b/>
-          <w:sz w:val="2"/>
-          <w:szCs w:val="28"/>
-          <w:lang w:val="nl-NL"/>
-        </w:rPr>
-      </w:pPr>
-    </w:p>
-    <w:p>
-      <w:pPr>
-        <w:spacing w:line="242" w:lineRule="auto"/>
-        <w:ind w:firstLine="562"/>
-        <w:jc w:val="both"/>
-        <w:rPr>
-          <w:b/>
-          <w:sz w:val="2"/>
-          <w:szCs w:val="28"/>
-          <w:lang w:val="nl-NL"/>
-        </w:rPr>
-      </w:pPr>
-    </w:p>
-    <w:p>
-      <w:pPr>
+          <w:sz w:val="28"/>
+          <w:szCs w:val="28"/>
+          <w:lang w:val="nl-NL"/>
+        </w:rPr>
+        <w:t xml:space="preserve">thuế </w:t>
+      </w:r>
+      <w:r>
+        <w:rPr>
+          <w:sz w:val="28"/>
+          <w:szCs w:val="28"/>
+          <w:lang w:val="nl-NL"/>
+        </w:rPr>
+        <w:t>tại trụ sở người nộp thuế.</w:t>
+      </w:r>
+    </w:p>
+    <w:p>
+      <w:pPr>
+        <w:spacing w:before="120"/>
         <w:ind w:firstLine="567"/>
         <w:jc w:val="both"/>
         <w:rPr>
@@ -1257,15 +1637,17 @@
       <w:r>
         <w:rPr>
           <w:b/>
-          <w:sz w:val="28"/>
-          <w:szCs w:val="28"/>
-          <w:lang w:val="nl-NL"/>
-        </w:rPr>
-        <w:t>Điều 1</w:t>
-      </w:r>
-      <w:r>
-        <w:rPr>
-          <w:b/>
+          <w:bCs/>
+          <w:sz w:val="28"/>
+          <w:szCs w:val="28"/>
+          <w:lang w:val="nl-NL"/>
+        </w:rPr>
+        <w:t>Điều 2</w:t>
+      </w:r>
+      <w:r>
+        <w:rPr>
+          <w:b/>
+          <w:bCs/>
           <w:sz w:val="28"/>
           <w:szCs w:val="28"/>
           <w:lang w:val="nl-NL"/>
@@ -1284,13 +1666,119 @@
         <w:rPr>
           <w:sz w:val="28"/>
           <w:szCs w:val="28"/>
-        </w:rPr>
-        <w:t xml:space="preserve">Thực hiện giám sát đối với hoạt động </w:t>
-      </w:r>
-      <w:r>
-        <w:rPr>
-          <w:sz w:val="28"/>
-          <w:szCs w:val="28"/>
+          <w:lang w:val="nl-NL"/>
+        </w:rPr>
+        <w:t xml:space="preserve">Giao cho </w:t>
+      </w:r>
+      <w:r>
+        <w:rPr>
+          <w:sz w:val="28"/>
+          <w:szCs w:val="28"/>
+          <w:lang w:val="nl-NL"/>
+        </w:rPr>
+        <w:t>&lt;ng_giam_sat&gt;</w:t>
+      </w:r>
+      <w:r>
+        <w:rPr>
+          <w:sz w:val="28"/>
+          <w:szCs w:val="28"/>
+          <w:lang w:val="nl-NL"/>
+        </w:rPr>
+        <w:t xml:space="preserve"> –</w:t>
+      </w:r>
+      <w:r>
+        <w:rPr>
+          <w:sz w:val="28"/>
+          <w:szCs w:val="28"/>
+          <w:lang w:val="nl-NL"/>
+        </w:rPr>
+        <w:t xml:space="preserve"> </w:t>
+      </w:r>
+      <w:r>
+        <w:rPr>
+          <w:sz w:val="28"/>
+          <w:szCs w:val="28"/>
+          <w:lang w:val="nl-NL"/>
+        </w:rPr>
+        <w:t xml:space="preserve">&lt;ng_giam_sat_cv&gt; </w:t>
+      </w:r>
+      <w:r>
+        <w:rPr>
+          <w:sz w:val="28"/>
+          <w:szCs w:val="28"/>
+          <w:lang w:val="nl-NL"/>
+        </w:rPr>
+        <w:t xml:space="preserve">Thanh tra – </w:t>
+      </w:r>
+      <w:r>
+        <w:rPr>
+          <w:sz w:val="28"/>
+          <w:szCs w:val="28"/>
+          <w:lang w:val="nl-NL"/>
+        </w:rPr>
+        <w:t>Kiểm</w:t>
+      </w:r>
+      <w:r>
+        <w:rPr>
+          <w:sz w:val="28"/>
+          <w:szCs w:val="28"/>
+          <w:lang w:val="nl-NL"/>
+        </w:rPr>
+        <w:t xml:space="preserve"> </w:t>
+      </w:r>
+      <w:r>
+        <w:rPr>
+          <w:sz w:val="28"/>
+          <w:szCs w:val="28"/>
+          <w:lang w:val="sv-SE"/>
+        </w:rPr>
+        <w:t>số 4,</w:t>
+      </w:r>
+      <w:r>
+        <w:rPr>
+          <w:sz w:val="28"/>
+          <w:szCs w:val="28"/>
+          <w:lang w:val="sv-SE"/>
+        </w:rPr>
+        <w:t xml:space="preserve"> C</w:t>
+      </w:r>
+      <w:r>
+        <w:rPr>
+          <w:sz w:val="28"/>
+          <w:szCs w:val="28"/>
+          <w:lang w:val="sv-SE"/>
+        </w:rPr>
+        <w:t>hi c</w:t>
+      </w:r>
+      <w:r>
+        <w:rPr>
+          <w:sz w:val="28"/>
+          <w:szCs w:val="28"/>
+          <w:lang w:val="sv-SE"/>
+        </w:rPr>
+        <w:t xml:space="preserve">ục Thuế </w:t>
+      </w:r>
+      <w:r>
+        <w:rPr>
+          <w:sz w:val="28"/>
+          <w:szCs w:val="28"/>
+          <w:lang w:val="sv-SE"/>
+        </w:rPr>
+        <w:t>khu vực XI</w:t>
+      </w:r>
+      <w:r>
+        <w:rPr>
+          <w:sz w:val="28"/>
+          <w:szCs w:val="28"/>
+          <w:lang w:val="nl-NL"/>
+        </w:rPr>
+        <w:t xml:space="preserve"> là người giám sát hoạt động của Đoàn </w:t>
+      </w:r>
+      <w:r>
+        <w:rPr>
+          <w:sz w:val="28"/>
+          <w:szCs w:val="28"/>
+          <w:lang w:val="nl-NL"/>
         </w:rPr>
         <w:t>thanh tra</w:t>
       </w:r>
@@ -1298,24 +1786,56 @@
         <w:rPr>
           <w:sz w:val="28"/>
           <w:szCs w:val="28"/>
-        </w:rPr>
-        <w:t xml:space="preserve"> của Đoàn </w:t>
-      </w:r>
-      <w:r>
-        <w:rPr>
-          <w:sz w:val="28"/>
-          <w:szCs w:val="28"/>
-        </w:rPr>
-        <w:t>thanh tra</w:t>
-      </w:r>
-      <w:r>
-        <w:rPr>
-          <w:sz w:val="28"/>
-          <w:szCs w:val="28"/>
-        </w:rPr>
-        <w:t xml:space="preserve"> thuế được thành lập theo Quyết định </w:t>
-      </w:r>
-      <w:r>
+          <w:lang w:val="nl-NL"/>
+        </w:rPr>
+        <w:t xml:space="preserve"> </w:t>
+      </w:r>
+      <w:r>
+        <w:rPr>
+          <w:sz w:val="28"/>
+          <w:szCs w:val="28"/>
+          <w:lang w:val="nl-NL"/>
+        </w:rPr>
+        <w:t xml:space="preserve">thuế </w:t>
+      </w:r>
+      <w:r>
+        <w:rPr>
+          <w:sz w:val="28"/>
+          <w:szCs w:val="28"/>
+          <w:lang w:val="nl-NL"/>
+        </w:rPr>
+        <w:t>tại</w:t>
+      </w:r>
+      <w:r>
+        <w:rPr>
+          <w:sz w:val="28"/>
+          <w:szCs w:val="28"/>
+          <w:lang w:val="nl-NL"/>
+        </w:rPr>
+        <w:t xml:space="preserve"> </w:t>
+      </w:r>
+      <w:r>
+        <w:rPr>
+          <w:sz w:val="28"/>
+          <w:szCs w:val="28"/>
+          <w:lang w:val="nl-NL"/>
+        </w:rPr>
+        <w:t>&lt;ten_dv&gt;</w:t>
+      </w:r>
+      <w:r>
+        <w:rPr>
+          <w:sz w:val="28"/>
+          <w:szCs w:val="28"/>
+          <w:lang w:val="nl-NL"/>
+        </w:rPr>
+        <w:t>.</w:t>
+      </w:r>
+    </w:p>
+    <w:p>
+      <w:pPr>
+        <w:spacing w:before="120"/>
+        <w:ind w:firstLine="561"/>
+        <w:jc w:val="both"/>
         <w:rPr>
           <w:bCs/>
           <w:iCs/>
@@ -1323,36 +1843,33 @@
           <w:szCs w:val="28"/>
           <w:lang w:val="nl-NL"/>
         </w:rPr>
-        <w:t xml:space="preserve">số </w:t>
-      </w:r>
-      <w:r>
-        <w:rPr>
+      </w:pPr>
+      <w:r>
+        <w:rPr>
+          <w:b/>
           <w:bCs/>
           <w:iCs/>
           <w:sz w:val="28"/>
           <w:szCs w:val="28"/>
           <w:lang w:val="nl-NL"/>
         </w:rPr>
-        <w:t xml:space="preserve">         </w:t>
-      </w:r>
-      <w:r>
-        <w:rPr>
-          <w:sz w:val="28"/>
-          <w:szCs w:val="28"/>
-          <w:lang w:val="nl-NL"/>
-        </w:rPr>
-        <w:t>/</w:t>
-      </w:r>
-      <w:r>
-        <w:rPr>
-          <w:sz w:val="28"/>
-          <w:szCs w:val="28"/>
-          <w:lang w:val="nl-NL"/>
-        </w:rPr>
-        <w:t>QĐ-CTQTR</w:t>
-      </w:r>
-      <w:r>
-        <w:rPr>
+        <w:t>Điều 3</w:t>
+      </w:r>
+      <w:r>
+        <w:rPr>
+          <w:b/>
+          <w:bCs/>
+          <w:iCs/>
+          <w:sz w:val="28"/>
+          <w:szCs w:val="28"/>
+          <w:lang w:val="nl-NL"/>
+        </w:rPr>
+        <w:t>.</w:t>
+      </w:r>
+      <w:r>
+        <w:rPr>
+          <w:bCs/>
+          <w:iCs/>
           <w:sz w:val="28"/>
           <w:szCs w:val="28"/>
           <w:lang w:val="nl-NL"/>
@@ -1365,7 +1882,7 @@
           <w:szCs w:val="28"/>
           <w:lang w:val="nl-NL"/>
         </w:rPr>
-        <w:t>&lt;ngay_thang&gt;</w:t>
+        <w:t>&lt;Ng_giam_sat&gt;</w:t>
       </w:r>
       <w:r>
         <w:rPr>
@@ -1377,11 +1894,65 @@
       </w:r>
       <w:r>
         <w:rPr>
-          <w:sz w:val="28"/>
-          <w:szCs w:val="28"/>
-          <w:lang w:val="nl-NL"/>
-        </w:rPr>
-        <w:t xml:space="preserve">của Cục thuế tỉnh Quảng Trị về việc </w:t>
+          <w:bCs/>
+          <w:iCs/>
+          <w:sz w:val="28"/>
+          <w:szCs w:val="28"/>
+          <w:lang w:val="nl-NL"/>
+        </w:rPr>
+        <w:t xml:space="preserve">có nhiệm vụ giám sát hoạt động của Đoàn </w:t>
+      </w:r>
+      <w:r>
+        <w:rPr>
+          <w:sz w:val="28"/>
+          <w:szCs w:val="28"/>
+          <w:lang w:val="nl-NL"/>
+        </w:rPr>
+        <w:t>thanh</w:t>
+      </w:r>
+      <w:r>
+        <w:rPr>
+          <w:sz w:val="28"/>
+          <w:szCs w:val="28"/>
+          <w:lang w:val="nl-NL"/>
+        </w:rPr>
+        <w:t xml:space="preserve"> </w:t>
+      </w:r>
+      <w:r>
+        <w:rPr>
+          <w:sz w:val="28"/>
+          <w:szCs w:val="28"/>
+          <w:lang w:val="nl-NL"/>
+        </w:rPr>
+        <w:t>tra</w:t>
+      </w:r>
+      <w:r>
+        <w:rPr>
+          <w:sz w:val="28"/>
+          <w:szCs w:val="28"/>
+          <w:lang w:val="nl-NL"/>
+        </w:rPr>
+        <w:t xml:space="preserve"> </w:t>
+      </w:r>
+      <w:r>
+        <w:rPr>
+          <w:bCs/>
+          <w:iCs/>
+          <w:sz w:val="28"/>
+          <w:szCs w:val="28"/>
+          <w:lang w:val="nl-NL"/>
+        </w:rPr>
+        <w:t xml:space="preserve">thuế </w:t>
+      </w:r>
+      <w:r>
+        <w:rPr>
+          <w:bCs/>
+          <w:iCs/>
+          <w:sz w:val="28"/>
+          <w:szCs w:val="28"/>
+          <w:lang w:val="nl-NL"/>
+        </w:rPr>
+        <w:t xml:space="preserve">theo quy định tại Quy chế giám sát hoạt động của Đoàn </w:t>
       </w:r>
       <w:r>
         <w:rPr>
@@ -1397,285 +1968,22 @@
           <w:szCs w:val="28"/>
           <w:lang w:val="nl-NL"/>
         </w:rPr>
-        <w:t xml:space="preserve"> chấp hành pháp luật thuế </w:t>
-      </w:r>
-      <w:r>
-        <w:rPr>
-          <w:sz w:val="28"/>
-          <w:szCs w:val="28"/>
-          <w:lang w:val="nl-NL"/>
-        </w:rPr>
-        <w:t xml:space="preserve">tại </w:t>
-      </w:r>
-      <w:r>
-        <w:rPr>
-          <w:sz w:val="28"/>
-          <w:szCs w:val="28"/>
-          <w:lang w:val="nl-NL"/>
-        </w:rPr>
-        <w:t>&lt;ten_dv&gt;</w:t>
-      </w:r>
-      <w:r>
-        <w:rPr>
-          <w:sz w:val="28"/>
-          <w:szCs w:val="28"/>
-          <w:lang w:val="nl-NL"/>
-        </w:rPr>
-        <w:t>.</w:t>
-      </w:r>
-    </w:p>
-    <w:p>
-      <w:pPr>
-        <w:ind w:firstLine="709"/>
-        <w:jc w:val="both"/>
-        <w:rPr>
-          <w:sz w:val="28"/>
-          <w:szCs w:val="28"/>
-          <w:lang w:val="nl-NL"/>
-        </w:rPr>
-      </w:pPr>
-      <w:r>
-        <w:rPr>
-          <w:sz w:val="28"/>
-          <w:szCs w:val="28"/>
-          <w:lang w:val="nl-NL"/>
-        </w:rPr>
-        <w:t xml:space="preserve">Thời hạn giám sát được tính </w:t>
-      </w:r>
-      <w:r>
-        <w:rPr>
-          <w:sz w:val="28"/>
-          <w:szCs w:val="28"/>
-          <w:lang w:val="nl-NL"/>
-        </w:rPr>
-        <w:t xml:space="preserve">kể </w:t>
-      </w:r>
-      <w:r>
-        <w:rPr>
-          <w:sz w:val="28"/>
-          <w:szCs w:val="28"/>
-          <w:lang w:val="nl-NL"/>
-        </w:rPr>
-        <w:t xml:space="preserve">từ ngày công bố quyết định </w:t>
-      </w:r>
-      <w:r>
-        <w:rPr>
-          <w:sz w:val="28"/>
-          <w:szCs w:val="28"/>
-          <w:lang w:val="nl-NL"/>
-        </w:rPr>
-        <w:t>thanh tra</w:t>
-      </w:r>
-      <w:r>
-        <w:rPr>
-          <w:sz w:val="28"/>
-          <w:szCs w:val="28"/>
-          <w:lang w:val="nl-NL"/>
-        </w:rPr>
-        <w:t xml:space="preserve"> đến thời điểm kết thúc việc </w:t>
-      </w:r>
-      <w:r>
-        <w:rPr>
-          <w:sz w:val="28"/>
-          <w:szCs w:val="28"/>
-          <w:lang w:val="nl-NL"/>
-        </w:rPr>
-        <w:t>thanh tra</w:t>
-      </w:r>
-      <w:r>
-        <w:rPr>
-          <w:sz w:val="28"/>
-          <w:szCs w:val="28"/>
-          <w:lang w:val="nl-NL"/>
-        </w:rPr>
         <w:t xml:space="preserve"> </w:t>
       </w:r>
       <w:r>
         <w:rPr>
-          <w:sz w:val="28"/>
-          <w:szCs w:val="28"/>
-          <w:lang w:val="nl-NL"/>
-        </w:rPr>
-        <w:t xml:space="preserve">thuế </w:t>
-      </w:r>
-      <w:r>
-        <w:rPr>
-          <w:sz w:val="28"/>
-          <w:szCs w:val="28"/>
-          <w:lang w:val="nl-NL"/>
-        </w:rPr>
-        <w:t>tại trụ sở người nộp thuế.</w:t>
-      </w:r>
-    </w:p>
-    <w:p>
-      <w:pPr>
-        <w:ind w:firstLine="567"/>
-        <w:jc w:val="both"/>
-        <w:rPr>
-          <w:sz w:val="28"/>
-          <w:szCs w:val="28"/>
-          <w:lang w:val="nl-NL"/>
-        </w:rPr>
-      </w:pPr>
-      <w:r>
-        <w:rPr>
-          <w:b/>
           <w:bCs/>
-          <w:sz w:val="28"/>
-          <w:szCs w:val="28"/>
-          <w:lang w:val="nl-NL"/>
-        </w:rPr>
-        <w:t>Điều 2</w:t>
-      </w:r>
-      <w:r>
-        <w:rPr>
-          <w:b/>
-          <w:bCs/>
-          <w:sz w:val="28"/>
-          <w:szCs w:val="28"/>
-          <w:lang w:val="nl-NL"/>
-        </w:rPr>
-        <w:t>.</w:t>
-      </w:r>
-      <w:r>
-        <w:rPr>
-          <w:sz w:val="28"/>
-          <w:szCs w:val="28"/>
-          <w:lang w:val="nl-NL"/>
-        </w:rPr>
-        <w:t xml:space="preserve"> </w:t>
-      </w:r>
-      <w:r>
-        <w:rPr>
-          <w:sz w:val="28"/>
-          <w:szCs w:val="28"/>
-          <w:lang w:val="nl-NL"/>
-        </w:rPr>
-        <w:t xml:space="preserve">Giao cho </w:t>
-      </w:r>
-      <w:r>
-        <w:rPr>
-          <w:sz w:val="28"/>
-          <w:szCs w:val="28"/>
-          <w:lang w:val="nl-NL"/>
-        </w:rPr>
-        <w:t>&lt;ng_giam_sat&gt;</w:t>
-      </w:r>
-      <w:r>
-        <w:rPr>
-          <w:sz w:val="28"/>
-          <w:szCs w:val="28"/>
-          <w:lang w:val="nl-NL"/>
-        </w:rPr>
-        <w:t xml:space="preserve"> –</w:t>
-      </w:r>
-      <w:r>
-        <w:rPr>
-          <w:sz w:val="28"/>
-          <w:szCs w:val="28"/>
-          <w:lang w:val="nl-NL"/>
-        </w:rPr>
-        <w:t xml:space="preserve"> </w:t>
-      </w:r>
-      <w:r>
-        <w:rPr>
-          <w:sz w:val="28"/>
-          <w:szCs w:val="28"/>
-          <w:lang w:val="nl-NL"/>
-        </w:rPr>
-        <w:t xml:space="preserve">&lt;ng_giam_sat_cv&gt; </w:t>
-      </w:r>
-      <w:r>
-        <w:rPr>
-          <w:sz w:val="28"/>
-          <w:szCs w:val="28"/>
-          <w:lang w:val="nl-NL"/>
-        </w:rPr>
-        <w:t xml:space="preserve">Thanh tra – </w:t>
-      </w:r>
-      <w:r>
-        <w:rPr>
-          <w:sz w:val="28"/>
-          <w:szCs w:val="28"/>
-          <w:lang w:val="nl-NL"/>
-        </w:rPr>
-        <w:t>Kiểm</w:t>
-      </w:r>
-      <w:r>
-        <w:rPr>
-          <w:sz w:val="28"/>
-          <w:szCs w:val="28"/>
-          <w:lang w:val="nl-NL"/>
-        </w:rPr>
-        <w:t xml:space="preserve"> tra</w:t>
-      </w:r>
-      <w:r>
-        <w:rPr>
-          <w:sz w:val="28"/>
-          <w:szCs w:val="28"/>
-          <w:lang w:val="nl-NL"/>
-        </w:rPr>
-        <w:t xml:space="preserve"> Cục Thuế tỉnh Quảng Trị là người giám sát hoạt động của Đoàn </w:t>
-      </w:r>
-      <w:r>
-        <w:rPr>
-          <w:sz w:val="28"/>
-          <w:szCs w:val="28"/>
-          <w:lang w:val="nl-NL"/>
-        </w:rPr>
-        <w:t>thanh tra</w:t>
-      </w:r>
-      <w:r>
-        <w:rPr>
-          <w:sz w:val="28"/>
-          <w:szCs w:val="28"/>
-          <w:lang w:val="nl-NL"/>
-        </w:rPr>
-        <w:t xml:space="preserve"> </w:t>
-      </w:r>
-      <w:r>
-        <w:rPr>
-          <w:sz w:val="28"/>
-          <w:szCs w:val="28"/>
-          <w:lang w:val="nl-NL"/>
-        </w:rPr>
-        <w:t xml:space="preserve">thuế </w:t>
-      </w:r>
-      <w:r>
-        <w:rPr>
-          <w:sz w:val="28"/>
-          <w:szCs w:val="28"/>
-          <w:lang w:val="nl-NL"/>
-        </w:rPr>
-        <w:t>tại</w:t>
-      </w:r>
-      <w:r>
-        <w:rPr>
-          <w:sz w:val="28"/>
-          <w:szCs w:val="28"/>
-          <w:lang w:val="nl-NL"/>
-        </w:rPr>
-        <w:t xml:space="preserve"> </w:t>
-      </w:r>
-      <w:r>
-        <w:rPr>
-          <w:sz w:val="28"/>
-          <w:szCs w:val="28"/>
-          <w:lang w:val="nl-NL"/>
-        </w:rPr>
-        <w:t>&lt;ten_dv&gt;</w:t>
-      </w:r>
-      <w:r>
-        <w:rPr>
-          <w:sz w:val="28"/>
-          <w:szCs w:val="28"/>
-          <w:lang w:val="nl-NL"/>
-        </w:rPr>
-        <w:t>.</w:t>
-      </w:r>
-    </w:p>
-    <w:p>
-      <w:pPr>
+          <w:iCs/>
+          <w:sz w:val="28"/>
+          <w:szCs w:val="28"/>
+          <w:lang w:val="nl-NL"/>
+        </w:rPr>
+        <w:t>thuế.</w:t>
+      </w:r>
+    </w:p>
+    <w:p>
+      <w:pPr>
+        <w:spacing w:before="120"/>
         <w:ind w:firstLine="561"/>
         <w:jc w:val="both"/>
         <w:rPr>
@@ -1695,7 +2003,7 @@
           <w:szCs w:val="28"/>
           <w:lang w:val="nl-NL"/>
         </w:rPr>
-        <w:t>Điều 3</w:t>
+        <w:t>Điều 4</w:t>
       </w:r>
       <w:r>
         <w:rPr>
@@ -1728,21 +2036,13 @@
       </w:r>
       <w:r>
         <w:rPr>
-          <w:sz w:val="28"/>
-          <w:szCs w:val="28"/>
-          <w:lang w:val="nl-NL"/>
-        </w:rPr>
-        <w:t xml:space="preserve"> </w:t>
-      </w:r>
-      <w:r>
-        <w:rPr>
           <w:bCs/>
           <w:iCs/>
           <w:sz w:val="28"/>
           <w:szCs w:val="28"/>
           <w:lang w:val="nl-NL"/>
         </w:rPr>
-        <w:t xml:space="preserve">có nhiệm vụ giám sát hoạt động của Đoàn </w:t>
+        <w:t xml:space="preserve">, Lãnh đạo Cục Thuế, trưởng đoàn </w:t>
       </w:r>
       <w:r>
         <w:rPr>
@@ -1784,7 +2084,7 @@
           <w:szCs w:val="28"/>
           <w:lang w:val="nl-NL"/>
         </w:rPr>
-        <w:t xml:space="preserve">thuế </w:t>
+        <w:t xml:space="preserve">thuế và các thành viên có tên tại Quyết định số </w:t>
       </w:r>
       <w:r>
         <w:rPr>
@@ -1794,23 +2094,7 @@
           <w:szCs w:val="28"/>
           <w:lang w:val="nl-NL"/>
         </w:rPr>
-        <w:t xml:space="preserve">theo quy định tại Quy chế giám sát hoạt động của Đoàn </w:t>
-      </w:r>
-      <w:r>
-        <w:rPr>
-          <w:sz w:val="28"/>
-          <w:szCs w:val="28"/>
-          <w:lang w:val="nl-NL"/>
-        </w:rPr>
-        <w:t>thanh tra</w:t>
-      </w:r>
-      <w:r>
-        <w:rPr>
-          <w:sz w:val="28"/>
-          <w:szCs w:val="28"/>
-          <w:lang w:val="nl-NL"/>
-        </w:rPr>
-        <w:t xml:space="preserve"> </w:t>
+        <w:t xml:space="preserve">         </w:t>
       </w:r>
       <w:r>
         <w:rPr>
@@ -1820,13 +2104,9 @@
           <w:szCs w:val="28"/>
           <w:lang w:val="nl-NL"/>
         </w:rPr>
-        <w:t>thuế.</w:t>
-      </w:r>
-    </w:p>
-    <w:p>
-      <w:pPr>
-        <w:ind w:firstLine="561"/>
-        <w:jc w:val="both"/>
+        <w:t>/</w:t>
+      </w:r>
+      <w:r>
         <w:rPr>
           <w:bCs/>
           <w:iCs/>
@@ -1834,138 +2114,27 @@
           <w:szCs w:val="28"/>
           <w:lang w:val="nl-NL"/>
         </w:rPr>
-      </w:pPr>
-      <w:r>
-        <w:rPr>
-          <w:b/>
+        <w:t>QĐ-</w:t>
+      </w:r>
+      <w:r>
+        <w:rPr>
           <w:bCs/>
           <w:iCs/>
           <w:sz w:val="28"/>
           <w:szCs w:val="28"/>
           <w:lang w:val="nl-NL"/>
         </w:rPr>
-        <w:t>Điều 4</w:t>
-      </w:r>
-      <w:r>
-        <w:rPr>
-          <w:b/>
+        <w:t xml:space="preserve"> </w:t>
+      </w:r>
+      <w:r>
+        <w:rPr>
           <w:bCs/>
           <w:iCs/>
           <w:sz w:val="28"/>
           <w:szCs w:val="28"/>
           <w:lang w:val="nl-NL"/>
         </w:rPr>
-        <w:t>.</w:t>
-      </w:r>
-      <w:r>
-        <w:rPr>
-          <w:bCs/>
-          <w:iCs/>
-          <w:sz w:val="28"/>
-          <w:szCs w:val="28"/>
-          <w:lang w:val="nl-NL"/>
-        </w:rPr>
-        <w:t xml:space="preserve"> </w:t>
-      </w:r>
-      <w:r>
-        <w:rPr>
-          <w:sz w:val="28"/>
-          <w:szCs w:val="28"/>
-          <w:lang w:val="nl-NL"/>
-        </w:rPr>
-        <w:t>&lt;Ng_giam_sat&gt;</w:t>
-      </w:r>
-      <w:r>
-        <w:rPr>
-          <w:bCs/>
-          <w:iCs/>
-          <w:sz w:val="28"/>
-          <w:szCs w:val="28"/>
-          <w:lang w:val="nl-NL"/>
-        </w:rPr>
-        <w:t xml:space="preserve">, Lãnh đạo Cục Thuế, trưởng đoàn </w:t>
-      </w:r>
-      <w:r>
-        <w:rPr>
-          <w:sz w:val="28"/>
-          <w:szCs w:val="28"/>
-          <w:lang w:val="nl-NL"/>
-        </w:rPr>
-        <w:t>thanh</w:t>
-      </w:r>
-      <w:r>
-        <w:rPr>
-          <w:sz w:val="28"/>
-          <w:szCs w:val="28"/>
-          <w:lang w:val="nl-NL"/>
-        </w:rPr>
-        <w:t xml:space="preserve"> </w:t>
-      </w:r>
-      <w:r>
-        <w:rPr>
-          <w:sz w:val="28"/>
-          <w:szCs w:val="28"/>
-          <w:lang w:val="nl-NL"/>
-        </w:rPr>
-        <w:t>tra</w:t>
-      </w:r>
-      <w:r>
-        <w:rPr>
-          <w:sz w:val="28"/>
-          <w:szCs w:val="28"/>
-          <w:lang w:val="nl-NL"/>
-        </w:rPr>
-        <w:t xml:space="preserve"> </w:t>
-      </w:r>
-      <w:r>
-        <w:rPr>
-          <w:bCs/>
-          <w:iCs/>
-          <w:sz w:val="28"/>
-          <w:szCs w:val="28"/>
-          <w:lang w:val="nl-NL"/>
-        </w:rPr>
-        <w:t xml:space="preserve">thuế và các thành viên có tên tại Quyết định số </w:t>
-      </w:r>
-      <w:r>
-        <w:rPr>
-          <w:bCs/>
-          <w:iCs/>
-          <w:sz w:val="28"/>
-          <w:szCs w:val="28"/>
-          <w:lang w:val="nl-NL"/>
-        </w:rPr>
-        <w:t xml:space="preserve">         </w:t>
-      </w:r>
-      <w:r>
-        <w:rPr>
-          <w:bCs/>
-          <w:iCs/>
-          <w:sz w:val="28"/>
-          <w:szCs w:val="28"/>
-          <w:lang w:val="nl-NL"/>
-        </w:rPr>
-        <w:t>/</w:t>
-      </w:r>
-      <w:r>
-        <w:rPr>
-          <w:bCs/>
-          <w:iCs/>
-          <w:sz w:val="28"/>
-          <w:szCs w:val="28"/>
-          <w:lang w:val="nl-NL"/>
-        </w:rPr>
-        <w:t>QĐ-CT</w:t>
-      </w:r>
-      <w:r>
-        <w:rPr>
-          <w:bCs/>
-          <w:iCs/>
-          <w:sz w:val="28"/>
-          <w:szCs w:val="28"/>
-          <w:lang w:val="nl-NL"/>
-        </w:rPr>
-        <w:t>QTR</w:t>
+        <w:t>CCTKV.XI</w:t>
       </w:r>
       <w:r>
         <w:rPr>
@@ -2142,7 +2311,6 @@
           <w:szCs w:val="22"/>
           <w:lang w:val="nl-NL"/>
         </w:rPr>
-        <w:lastRenderedPageBreak/>
         <w:t>- Như Điều 4</w:t>
       </w:r>
       <w:r>
@@ -2199,7 +2367,23 @@
           <w:szCs w:val="22"/>
           <w:lang w:val="nl-NL"/>
         </w:rPr>
-        <w:t>- Lưu:VT, TTKT (03b).</w:t>
+        <w:t>- Lưu:VT, TTKT</w:t>
+      </w:r>
+      <w:r>
+        <w:rPr>
+          <w:sz w:val="22"/>
+          <w:szCs w:val="22"/>
+          <w:lang w:val="nl-NL"/>
+        </w:rPr>
+        <w:t>4</w:t>
+      </w:r>
+      <w:r>
+        <w:rPr>
+          <w:sz w:val="22"/>
+          <w:szCs w:val="22"/>
+          <w:lang w:val="nl-NL"/>
+        </w:rPr>
+        <w:t xml:space="preserve"> (03b).</w:t>
       </w:r>
     </w:p>
     <w:p>
@@ -2327,7 +2511,7 @@
     <w:sectPr>
       <w:footerReference w:type="default" r:id="rId7"/>
       <w:pgSz w:w="11906" w:h="16838" w:code="9"/>
-      <w:pgMar w:top="1134" w:right="1134" w:bottom="1134" w:left="1701" w:header="284" w:footer="227" w:gutter="0"/>
+      <w:pgMar w:top="1134" w:right="1133" w:bottom="1134" w:left="1701" w:header="284" w:footer="227" w:gutter="0"/>
       <w:cols w:space="720"/>
       <w:docGrid w:linePitch="360"/>
     </w:sectPr>
@@ -2336,7 +2520,7 @@
 </file>
 
 <file path=word/endnotes.xml><?xml version="1.0" encoding="utf-8"?>
-<w:endnotes xmlns:wpc="http://schemas.microsoft.com/office/word/2010/wordprocessingCanvas" xmlns:cx="http://schemas.microsoft.com/office/drawing/2014/chartex" xmlns:cx1="http://schemas.microsoft.com/office/drawing/2015/9/8/chartex" xmlns:cx2="http://schemas.microsoft.com/office/drawing/2015/10/21/chartex" xmlns:cx3="http://schemas.microsoft.com/office/drawing/2016/5/9/chartex" xmlns:cx4="http://schemas.microsoft.com/office/drawing/2016/5/10/chartex" xmlns:cx5="http://schemas.microsoft.com/office/drawing/2016/5/11/chartex" xmlns:cx6="http://schemas.microsoft.com/office/drawing/2016/5/12/chartex" xmlns:cx7="http://schemas.microsoft.com/office/drawing/2016/5/13/chartex" xmlns:cx8="http://schemas.microsoft.com/office/drawing/2016/5/14/chartex" xmlns:mc="http://schemas.openxmlformats.org/markup-compatibility/2006" xmlns:aink="http://schemas.microsoft.com/office/drawing/2016/ink" xmlns:am3d="http://schemas.microsoft.com/office/drawing/2017/model3d" xmlns:o="urn:schemas-microsoft-com:office:office" xmlns:r="http://schemas.openxmlformats.org/officeDocument/2006/relationships" xmlns:m="http://schemas.openxmlformats.org/officeDocument/2006/math" xmlns:v="urn:schemas-microsoft-com:vml" xmlns:wp14="http://schemas.microsoft.com/office/word/2010/wordprocessingDrawing" xmlns:wp="http://schemas.openxmlformats.org/drawingml/2006/wordprocessingDrawing" xmlns:w10="urn:schemas-microsoft-com:office:word" xmlns:w="http://schemas.openxmlformats.org/wordprocessingml/2006/main" xmlns:w14="http://schemas.microsoft.com/office/word/2010/wordml" xmlns:w15="http://schemas.microsoft.com/office/word/2012/wordml" xmlns:w16cex="http://schemas.microsoft.com/office/word/2018/wordml/cex" xmlns:w16cid="http://schemas.microsoft.com/office/word/2016/wordml/cid" xmlns:w16="http://schemas.microsoft.com/office/word/2018/wordml" xmlns:w16sdtdh="http://schemas.microsoft.com/office/word/2020/wordml/sdtdatahash" xmlns:w16se="http://schemas.microsoft.com/office/word/2015/wordml/symex" xmlns:wpg="http://schemas.microsoft.com/office/word/2010/wordprocessingGroup" xmlns:wpi="http://schemas.microsoft.com/office/word/2010/wordprocessingInk" xmlns:wne="http://schemas.microsoft.com/office/word/2006/wordml" xmlns:wps="http://schemas.microsoft.com/office/word/2010/wordprocessingShape" mc:Ignorable="w14 w15 w16se w16cid w16 w16cex w16sdtdh wp14">
+<w:endnotes xmlns:wpc="http://schemas.microsoft.com/office/word/2010/wordprocessingCanvas" xmlns:cx="http://schemas.microsoft.com/office/drawing/2014/chartex" xmlns:cx1="http://schemas.microsoft.com/office/drawing/2015/9/8/chartex" xmlns:cx2="http://schemas.microsoft.com/office/drawing/2015/10/21/chartex" xmlns:cx3="http://schemas.microsoft.com/office/drawing/2016/5/9/chartex" xmlns:cx4="http://schemas.microsoft.com/office/drawing/2016/5/10/chartex" xmlns:cx5="http://schemas.microsoft.com/office/drawing/2016/5/11/chartex" xmlns:cx6="http://schemas.microsoft.com/office/drawing/2016/5/12/chartex" xmlns:cx7="http://schemas.microsoft.com/office/drawing/2016/5/13/chartex" xmlns:cx8="http://schemas.microsoft.com/office/drawing/2016/5/14/chartex" xmlns:mc="http://schemas.openxmlformats.org/markup-compatibility/2006" xmlns:aink="http://schemas.microsoft.com/office/drawing/2016/ink" xmlns:am3d="http://schemas.microsoft.com/office/drawing/2017/model3d" xmlns:o="urn:schemas-microsoft-com:office:office" xmlns:oel="http://schemas.microsoft.com/office/2019/extlst" xmlns:r="http://schemas.openxmlformats.org/officeDocument/2006/relationships" xmlns:m="http://schemas.openxmlformats.org/officeDocument/2006/math" xmlns:v="urn:schemas-microsoft-com:vml" xmlns:wp14="http://schemas.microsoft.com/office/word/2010/wordprocessingDrawing" xmlns:wp="http://schemas.openxmlformats.org/drawingml/2006/wordprocessingDrawing" xmlns:w10="urn:schemas-microsoft-com:office:word" xmlns:w="http://schemas.openxmlformats.org/wordprocessingml/2006/main" xmlns:w14="http://schemas.microsoft.com/office/word/2010/wordml" xmlns:w15="http://schemas.microsoft.com/office/word/2012/wordml" xmlns:w16cex="http://schemas.microsoft.com/office/word/2018/wordml/cex" xmlns:w16cid="http://schemas.microsoft.com/office/word/2016/wordml/cid" xmlns:w16="http://schemas.microsoft.com/office/word/2018/wordml" xmlns:w16du="http://schemas.microsoft.com/office/word/2023/wordml/word16du" xmlns:w16sdtdh="http://schemas.microsoft.com/office/word/2020/wordml/sdtdatahash" xmlns:w16sdtfl="http://schemas.microsoft.com/office/word/2024/wordml/sdtformatlock" xmlns:w16se="http://schemas.microsoft.com/office/word/2015/wordml/symex" xmlns:wpg="http://schemas.microsoft.com/office/word/2010/wordprocessingGroup" xmlns:wpi="http://schemas.microsoft.com/office/word/2010/wordprocessingInk" xmlns:wne="http://schemas.microsoft.com/office/word/2006/wordml" xmlns:wps="http://schemas.microsoft.com/office/word/2010/wordprocessingShape" mc:Ignorable="w14 w15 w16se w16cid w16 w16cex w16sdtdh w16sdtfl w16du wp14">
   <w:endnote w:type="separator" w:id="-1">
     <w:p>
       <w:r>
@@ -2355,7 +2539,7 @@
 </file>
 
 <file path=word/footer1.xml><?xml version="1.0" encoding="utf-8"?>
-<w:ftr xmlns:wpc="http://schemas.microsoft.com/office/word/2010/wordprocessingCanvas" xmlns:cx="http://schemas.microsoft.com/office/drawing/2014/chartex" xmlns:cx1="http://schemas.microsoft.com/office/drawing/2015/9/8/chartex" xmlns:cx2="http://schemas.microsoft.com/office/drawing/2015/10/21/chartex" xmlns:cx3="http://schemas.microsoft.com/office/drawing/2016/5/9/chartex" xmlns:cx4="http://schemas.microsoft.com/office/drawing/2016/5/10/chartex" xmlns:cx5="http://schemas.microsoft.com/office/drawing/2016/5/11/chartex" xmlns:cx6="http://schemas.microsoft.com/office/drawing/2016/5/12/chartex" xmlns:cx7="http://schemas.microsoft.com/office/drawing/2016/5/13/chartex" xmlns:cx8="http://schemas.microsoft.com/office/drawing/2016/5/14/chartex" xmlns:mc="http://schemas.openxmlformats.org/markup-compatibility/2006" xmlns:aink="http://schemas.microsoft.com/office/drawing/2016/ink" xmlns:am3d="http://schemas.microsoft.com/office/drawing/2017/model3d" xmlns:o="urn:schemas-microsoft-com:office:office" xmlns:r="http://schemas.openxmlformats.org/officeDocument/2006/relationships" xmlns:m="http://schemas.openxmlformats.org/officeDocument/2006/math" xmlns:v="urn:schemas-microsoft-com:vml" xmlns:wp14="http://schemas.microsoft.com/office/word/2010/wordprocessingDrawing" xmlns:wp="http://schemas.openxmlformats.org/drawingml/2006/wordprocessingDrawing" xmlns:w10="urn:schemas-microsoft-com:office:word" xmlns:w="http://schemas.openxmlformats.org/wordprocessingml/2006/main" xmlns:w14="http://schemas.microsoft.com/office/word/2010/wordml" xmlns:w15="http://schemas.microsoft.com/office/word/2012/wordml" xmlns:w16cex="http://schemas.microsoft.com/office/word/2018/wordml/cex" xmlns:w16cid="http://schemas.microsoft.com/office/word/2016/wordml/cid" xmlns:w16="http://schemas.microsoft.com/office/word/2018/wordml" xmlns:w16sdtdh="http://schemas.microsoft.com/office/word/2020/wordml/sdtdatahash" xmlns:w16se="http://schemas.microsoft.com/office/word/2015/wordml/symex" xmlns:wpg="http://schemas.microsoft.com/office/word/2010/wordprocessingGroup" xmlns:wpi="http://schemas.microsoft.com/office/word/2010/wordprocessingInk" xmlns:wne="http://schemas.microsoft.com/office/word/2006/wordml" xmlns:wps="http://schemas.microsoft.com/office/word/2010/wordprocessingShape" mc:Ignorable="w14 w15 w16se w16cid w16 w16cex w16sdtdh wp14">
+<w:ftr xmlns:wpc="http://schemas.microsoft.com/office/word/2010/wordprocessingCanvas" xmlns:cx="http://schemas.microsoft.com/office/drawing/2014/chartex" xmlns:cx1="http://schemas.microsoft.com/office/drawing/2015/9/8/chartex" xmlns:cx2="http://schemas.microsoft.com/office/drawing/2015/10/21/chartex" xmlns:cx3="http://schemas.microsoft.com/office/drawing/2016/5/9/chartex" xmlns:cx4="http://schemas.microsoft.com/office/drawing/2016/5/10/chartex" xmlns:cx5="http://schemas.microsoft.com/office/drawing/2016/5/11/chartex" xmlns:cx6="http://schemas.microsoft.com/office/drawing/2016/5/12/chartex" xmlns:cx7="http://schemas.microsoft.com/office/drawing/2016/5/13/chartex" xmlns:cx8="http://schemas.microsoft.com/office/drawing/2016/5/14/chartex" xmlns:mc="http://schemas.openxmlformats.org/markup-compatibility/2006" xmlns:aink="http://schemas.microsoft.com/office/drawing/2016/ink" xmlns:am3d="http://schemas.microsoft.com/office/drawing/2017/model3d" xmlns:o="urn:schemas-microsoft-com:office:office" xmlns:oel="http://schemas.microsoft.com/office/2019/extlst" xmlns:r="http://schemas.openxmlformats.org/officeDocument/2006/relationships" xmlns:m="http://schemas.openxmlformats.org/officeDocument/2006/math" xmlns:v="urn:schemas-microsoft-com:vml" xmlns:wp14="http://schemas.microsoft.com/office/word/2010/wordprocessingDrawing" xmlns:wp="http://schemas.openxmlformats.org/drawingml/2006/wordprocessingDrawing" xmlns:w10="urn:schemas-microsoft-com:office:word" xmlns:w="http://schemas.openxmlformats.org/wordprocessingml/2006/main" xmlns:w14="http://schemas.microsoft.com/office/word/2010/wordml" xmlns:w15="http://schemas.microsoft.com/office/word/2012/wordml" xmlns:w16cex="http://schemas.microsoft.com/office/word/2018/wordml/cex" xmlns:w16cid="http://schemas.microsoft.com/office/word/2016/wordml/cid" xmlns:w16="http://schemas.microsoft.com/office/word/2018/wordml" xmlns:w16du="http://schemas.microsoft.com/office/word/2023/wordml/word16du" xmlns:w16sdtdh="http://schemas.microsoft.com/office/word/2020/wordml/sdtdatahash" xmlns:w16sdtfl="http://schemas.microsoft.com/office/word/2024/wordml/sdtformatlock" xmlns:w16se="http://schemas.microsoft.com/office/word/2015/wordml/symex" xmlns:wpg="http://schemas.microsoft.com/office/word/2010/wordprocessingGroup" xmlns:wpi="http://schemas.microsoft.com/office/word/2010/wordprocessingInk" xmlns:wne="http://schemas.microsoft.com/office/word/2006/wordml" xmlns:wps="http://schemas.microsoft.com/office/word/2010/wordprocessingShape" mc:Ignorable="w14 w15 w16se w16cid w16 w16cex w16sdtdh w16sdtfl w16du wp14">
   <w:p>
     <w:pPr>
       <w:pStyle w:val="Footer"/>
@@ -2369,7 +2553,7 @@
 </file>
 
 <file path=word/footnotes.xml><?xml version="1.0" encoding="utf-8"?>
-<w:footnotes xmlns:wpc="http://schemas.microsoft.com/office/word/2010/wordprocessingCanvas" xmlns:cx="http://schemas.microsoft.com/office/drawing/2014/chartex" xmlns:cx1="http://schemas.microsoft.com/office/drawing/2015/9/8/chartex" xmlns:cx2="http://schemas.microsoft.com/office/drawing/2015/10/21/chartex" xmlns:cx3="http://schemas.microsoft.com/office/drawing/2016/5/9/chartex" xmlns:cx4="http://schemas.microsoft.com/office/drawing/2016/5/10/chartex" xmlns:cx5="http://schemas.microsoft.com/office/drawing/2016/5/11/chartex" xmlns:cx6="http://schemas.microsoft.com/office/drawing/2016/5/12/chartex" xmlns:cx7="http://schemas.microsoft.com/office/drawing/2016/5/13/chartex" xmlns:cx8="http://schemas.microsoft.com/office/drawing/2016/5/14/chartex" xmlns:mc="http://schemas.openxmlformats.org/markup-compatibility/2006" xmlns:aink="http://schemas.microsoft.com/office/drawing/2016/ink" xmlns:am3d="http://schemas.microsoft.com/office/drawing/2017/model3d" xmlns:o="urn:schemas-microsoft-com:office:office" xmlns:r="http://schemas.openxmlformats.org/officeDocument/2006/relationships" xmlns:m="http://schemas.openxmlformats.org/officeDocument/2006/math" xmlns:v="urn:schemas-microsoft-com:vml" xmlns:wp14="http://schemas.microsoft.com/office/word/2010/wordprocessingDrawing" xmlns:wp="http://schemas.openxmlformats.org/drawingml/2006/wordprocessingDrawing" xmlns:w10="urn:schemas-microsoft-com:office:word" xmlns:w="http://schemas.openxmlformats.org/wordprocessingml/2006/main" xmlns:w14="http://schemas.microsoft.com/office/word/2010/wordml" xmlns:w15="http://schemas.microsoft.com/office/word/2012/wordml" xmlns:w16cex="http://schemas.microsoft.com/office/word/2018/wordml/cex" xmlns:w16cid="http://schemas.microsoft.com/office/word/2016/wordml/cid" xmlns:w16="http://schemas.microsoft.com/office/word/2018/wordml" xmlns:w16sdtdh="http://schemas.microsoft.com/office/word/2020/wordml/sdtdatahash" xmlns:w16se="http://schemas.microsoft.com/office/word/2015/wordml/symex" xmlns:wpg="http://schemas.microsoft.com/office/word/2010/wordprocessingGroup" xmlns:wpi="http://schemas.microsoft.com/office/word/2010/wordprocessingInk" xmlns:wne="http://schemas.microsoft.com/office/word/2006/wordml" xmlns:wps="http://schemas.microsoft.com/office/word/2010/wordprocessingShape" mc:Ignorable="w14 w15 w16se w16cid w16 w16cex w16sdtdh wp14">
+<w:footnotes xmlns:wpc="http://schemas.microsoft.com/office/word/2010/wordprocessingCanvas" xmlns:cx="http://schemas.microsoft.com/office/drawing/2014/chartex" xmlns:cx1="http://schemas.microsoft.com/office/drawing/2015/9/8/chartex" xmlns:cx2="http://schemas.microsoft.com/office/drawing/2015/10/21/chartex" xmlns:cx3="http://schemas.microsoft.com/office/drawing/2016/5/9/chartex" xmlns:cx4="http://schemas.microsoft.com/office/drawing/2016/5/10/chartex" xmlns:cx5="http://schemas.microsoft.com/office/drawing/2016/5/11/chartex" xmlns:cx6="http://schemas.microsoft.com/office/drawing/2016/5/12/chartex" xmlns:cx7="http://schemas.microsoft.com/office/drawing/2016/5/13/chartex" xmlns:cx8="http://schemas.microsoft.com/office/drawing/2016/5/14/chartex" xmlns:mc="http://schemas.openxmlformats.org/markup-compatibility/2006" xmlns:aink="http://schemas.microsoft.com/office/drawing/2016/ink" xmlns:am3d="http://schemas.microsoft.com/office/drawing/2017/model3d" xmlns:o="urn:schemas-microsoft-com:office:office" xmlns:oel="http://schemas.microsoft.com/office/2019/extlst" xmlns:r="http://schemas.openxmlformats.org/officeDocument/2006/relationships" xmlns:m="http://schemas.openxmlformats.org/officeDocument/2006/math" xmlns:v="urn:schemas-microsoft-com:vml" xmlns:wp14="http://schemas.microsoft.com/office/word/2010/wordprocessingDrawing" xmlns:wp="http://schemas.openxmlformats.org/drawingml/2006/wordprocessingDrawing" xmlns:w10="urn:schemas-microsoft-com:office:word" xmlns:w="http://schemas.openxmlformats.org/wordprocessingml/2006/main" xmlns:w14="http://schemas.microsoft.com/office/word/2010/wordml" xmlns:w15="http://schemas.microsoft.com/office/word/2012/wordml" xmlns:w16cex="http://schemas.microsoft.com/office/word/2018/wordml/cex" xmlns:w16cid="http://schemas.microsoft.com/office/word/2016/wordml/cid" xmlns:w16="http://schemas.microsoft.com/office/word/2018/wordml" xmlns:w16du="http://schemas.microsoft.com/office/word/2023/wordml/word16du" xmlns:w16sdtdh="http://schemas.microsoft.com/office/word/2020/wordml/sdtdatahash" xmlns:w16sdtfl="http://schemas.microsoft.com/office/word/2024/wordml/sdtformatlock" xmlns:w16se="http://schemas.microsoft.com/office/word/2015/wordml/symex" xmlns:wpg="http://schemas.microsoft.com/office/word/2010/wordprocessingGroup" xmlns:wpi="http://schemas.microsoft.com/office/word/2010/wordprocessingInk" xmlns:wne="http://schemas.microsoft.com/office/word/2006/wordml" xmlns:wps="http://schemas.microsoft.com/office/word/2010/wordprocessingShape" mc:Ignorable="w14 w15 w16se w16cid w16 w16cex w16sdtdh w16sdtfl w16du wp14">
   <w:footnote w:type="separator" w:id="-1">
     <w:p>
       <w:r>
@@ -2388,7 +2572,7 @@
 </file>
 
 <file path=word/numbering.xml><?xml version="1.0" encoding="utf-8"?>
-<w:numbering xmlns:wpc="http://schemas.microsoft.com/office/word/2010/wordprocessingCanvas" xmlns:cx="http://schemas.microsoft.com/office/drawing/2014/chartex" xmlns:cx1="http://schemas.microsoft.com/office/drawing/2015/9/8/chartex" xmlns:cx2="http://schemas.microsoft.com/office/drawing/2015/10/21/chartex" xmlns:cx3="http://schemas.microsoft.com/office/drawing/2016/5/9/chartex" xmlns:cx4="http://schemas.microsoft.com/office/drawing/2016/5/10/chartex" xmlns:cx5="http://schemas.microsoft.com/office/drawing/2016/5/11/chartex" xmlns:cx6="http://schemas.microsoft.com/office/drawing/2016/5/12/chartex" xmlns:cx7="http://schemas.microsoft.com/office/drawing/2016/5/13/chartex" xmlns:cx8="http://schemas.microsoft.com/office/drawing/2016/5/14/chartex" xmlns:mc="http://schemas.openxmlformats.org/markup-compatibility/2006" xmlns:aink="http://schemas.microsoft.com/office/drawing/2016/ink" xmlns:am3d="http://schemas.microsoft.com/office/drawing/2017/model3d" xmlns:o="urn:schemas-microsoft-com:office:office" xmlns:r="http://schemas.openxmlformats.org/officeDocument/2006/relationships" xmlns:m="http://schemas.openxmlformats.org/officeDocument/2006/math" xmlns:v="urn:schemas-microsoft-com:vml" xmlns:wp14="http://schemas.microsoft.com/office/word/2010/wordprocessingDrawing" xmlns:wp="http://schemas.openxmlformats.org/drawingml/2006/wordprocessingDrawing" xmlns:w10="urn:schemas-microsoft-com:office:word" xmlns:w="http://schemas.openxmlformats.org/wordprocessingml/2006/main" xmlns:w14="http://schemas.microsoft.com/office/word/2010/wordml" xmlns:w15="http://schemas.microsoft.com/office/word/2012/wordml" xmlns:w16cex="http://schemas.microsoft.com/office/word/2018/wordml/cex" xmlns:w16cid="http://schemas.microsoft.com/office/word/2016/wordml/cid" xmlns:w16="http://schemas.microsoft.com/office/word/2018/wordml" xmlns:w16sdtdh="http://schemas.microsoft.com/office/word/2020/wordml/sdtdatahash" xmlns:w16se="http://schemas.microsoft.com/office/word/2015/wordml/symex" xmlns:wpg="http://schemas.microsoft.com/office/word/2010/wordprocessingGroup" xmlns:wpi="http://schemas.microsoft.com/office/word/2010/wordprocessingInk" xmlns:wne="http://schemas.microsoft.com/office/word/2006/wordml" xmlns:wps="http://schemas.microsoft.com/office/word/2010/wordprocessingShape" mc:Ignorable="w14 w15 w16se w16cid w16 w16cex w16sdtdh wp14">
+<w:numbering xmlns:wpc="http://schemas.microsoft.com/office/word/2010/wordprocessingCanvas" xmlns:cx="http://schemas.microsoft.com/office/drawing/2014/chartex" xmlns:cx1="http://schemas.microsoft.com/office/drawing/2015/9/8/chartex" xmlns:cx2="http://schemas.microsoft.com/office/drawing/2015/10/21/chartex" xmlns:cx3="http://schemas.microsoft.com/office/drawing/2016/5/9/chartex" xmlns:cx4="http://schemas.microsoft.com/office/drawing/2016/5/10/chartex" xmlns:cx5="http://schemas.microsoft.com/office/drawing/2016/5/11/chartex" xmlns:cx6="http://schemas.microsoft.com/office/drawing/2016/5/12/chartex" xmlns:cx7="http://schemas.microsoft.com/office/drawing/2016/5/13/chartex" xmlns:cx8="http://schemas.microsoft.com/office/drawing/2016/5/14/chartex" xmlns:mc="http://schemas.openxmlformats.org/markup-compatibility/2006" xmlns:aink="http://schemas.microsoft.com/office/drawing/2016/ink" xmlns:am3d="http://schemas.microsoft.com/office/drawing/2017/model3d" xmlns:o="urn:schemas-microsoft-com:office:office" xmlns:oel="http://schemas.microsoft.com/office/2019/extlst" xmlns:r="http://schemas.openxmlformats.org/officeDocument/2006/relationships" xmlns:m="http://schemas.openxmlformats.org/officeDocument/2006/math" xmlns:v="urn:schemas-microsoft-com:vml" xmlns:wp14="http://schemas.microsoft.com/office/word/2010/wordprocessingDrawing" xmlns:wp="http://schemas.openxmlformats.org/drawingml/2006/wordprocessingDrawing" xmlns:w10="urn:schemas-microsoft-com:office:word" xmlns:w="http://schemas.openxmlformats.org/wordprocessingml/2006/main" xmlns:w14="http://schemas.microsoft.com/office/word/2010/wordml" xmlns:w15="http://schemas.microsoft.com/office/word/2012/wordml" xmlns:w16cex="http://schemas.microsoft.com/office/word/2018/wordml/cex" xmlns:w16cid="http://schemas.microsoft.com/office/word/2016/wordml/cid" xmlns:w16="http://schemas.microsoft.com/office/word/2018/wordml" xmlns:w16du="http://schemas.microsoft.com/office/word/2023/wordml/word16du" xmlns:w16sdtdh="http://schemas.microsoft.com/office/word/2020/wordml/sdtdatahash" xmlns:w16sdtfl="http://schemas.microsoft.com/office/word/2024/wordml/sdtformatlock" xmlns:w16se="http://schemas.microsoft.com/office/word/2015/wordml/symex" xmlns:wpg="http://schemas.microsoft.com/office/word/2010/wordprocessingGroup" xmlns:wpi="http://schemas.microsoft.com/office/word/2010/wordprocessingInk" xmlns:wne="http://schemas.microsoft.com/office/word/2006/wordml" xmlns:wps="http://schemas.microsoft.com/office/word/2010/wordprocessingShape" mc:Ignorable="w14 w15 w16se w16cid w16 w16cex w16sdtdh w16sdtfl w16du wp14">
   <w:abstractNum w:abstractNumId="0" w15:restartNumberingAfterBreak="0">
     <w:nsid w:val="1BDE4D8A"/>
     <w:multiLevelType w:val="hybridMultilevel"/>
@@ -2641,17 +2825,17 @@
       </w:rPr>
     </w:lvl>
   </w:abstractNum>
-  <w:num w:numId="1">
+  <w:num w:numId="1" w16cid:durableId="2124179687">
     <w:abstractNumId w:val="0"/>
   </w:num>
-  <w:num w:numId="2">
+  <w:num w:numId="2" w16cid:durableId="1716852322">
     <w:abstractNumId w:val="1"/>
   </w:num>
 </w:numbering>
 </file>
 
 <file path=word/styles.xml><?xml version="1.0" encoding="utf-8"?>
-<w:styles xmlns:mc="http://schemas.openxmlformats.org/markup-compatibility/2006" xmlns:r="http://schemas.openxmlformats.org/officeDocument/2006/relationships" xmlns:w="http://schemas.openxmlformats.org/wordprocessingml/2006/main" xmlns:w14="http://schemas.microsoft.com/office/word/2010/wordml" xmlns:w15="http://schemas.microsoft.com/office/word/2012/wordml" xmlns:w16cex="http://schemas.microsoft.com/office/word/2018/wordml/cex" xmlns:w16cid="http://schemas.microsoft.com/office/word/2016/wordml/cid" xmlns:w16="http://schemas.microsoft.com/office/word/2018/wordml" xmlns:w16sdtdh="http://schemas.microsoft.com/office/word/2020/wordml/sdtdatahash" xmlns:w16se="http://schemas.microsoft.com/office/word/2015/wordml/symex" mc:Ignorable="w14 w15 w16se w16cid w16 w16cex w16sdtdh">
+<w:styles xmlns:mc="http://schemas.openxmlformats.org/markup-compatibility/2006" xmlns:r="http://schemas.openxmlformats.org/officeDocument/2006/relationships" xmlns:w="http://schemas.openxmlformats.org/wordprocessingml/2006/main" xmlns:w14="http://schemas.microsoft.com/office/word/2010/wordml" xmlns:w15="http://schemas.microsoft.com/office/word/2012/wordml" xmlns:w16cex="http://schemas.microsoft.com/office/word/2018/wordml/cex" xmlns:w16cid="http://schemas.microsoft.com/office/word/2016/wordml/cid" xmlns:w16="http://schemas.microsoft.com/office/word/2018/wordml" xmlns:w16du="http://schemas.microsoft.com/office/word/2023/wordml/word16du" xmlns:w16sdtdh="http://schemas.microsoft.com/office/word/2020/wordml/sdtdatahash" xmlns:w16sdtfl="http://schemas.microsoft.com/office/word/2024/wordml/sdtformatlock" xmlns:w16se="http://schemas.microsoft.com/office/word/2015/wordml/symex" mc:Ignorable="w14 w15 w16se w16cid w16 w16cex w16sdtdh w16sdtfl w16du">
   <w:docDefaults>
     <w:rPrDefault>
       <w:rPr>
@@ -2679,6 +2863,7 @@
     <w:lsdException w:name="Strong" w:qFormat="1"/>
     <w:lsdException w:name="Emphasis" w:qFormat="1"/>
     <w:lsdException w:name="HTML Keyboard" w:semiHidden="1" w:unhideWhenUsed="1"/>
+    <w:lsdException w:name="Normal Table" w:semiHidden="1" w:unhideWhenUsed="1"/>
     <w:lsdException w:name="annotation subject" w:semiHidden="1" w:unhideWhenUsed="1"/>
     <w:lsdException w:name="No List" w:semiHidden="1" w:unhideWhenUsed="1"/>
     <w:lsdException w:name="Outline List 1" w:semiHidden="1" w:unhideWhenUsed="1"/>
@@ -2721,8 +2906,11 @@
     <w:lsdException w:name="Table Contemporary" w:semiHidden="1" w:unhideWhenUsed="1"/>
     <w:lsdException w:name="Table Elegant" w:semiHidden="1" w:unhideWhenUsed="1"/>
     <w:lsdException w:name="Table Professional" w:semiHidden="1" w:unhideWhenUsed="1"/>
+    <w:lsdException w:name="Table Subtle 1" w:semiHidden="1" w:unhideWhenUsed="1"/>
     <w:lsdException w:name="Table Subtle 2" w:semiHidden="1" w:unhideWhenUsed="1"/>
     <w:lsdException w:name="Table Web 1" w:semiHidden="1" w:unhideWhenUsed="1"/>
+    <w:lsdException w:name="Table Web 2" w:semiHidden="1" w:unhideWhenUsed="1"/>
+    <w:lsdException w:name="Table Web 3" w:semiHidden="1" w:unhideWhenUsed="1"/>
     <w:lsdException w:name="Balloon Text" w:semiHidden="1" w:unhideWhenUsed="1"/>
     <w:lsdException w:name="Table Theme" w:semiHidden="1" w:unhideWhenUsed="1"/>
     <w:lsdException w:name="Placeholder Text" w:semiHidden="1" w:uiPriority="99"/>
